--- a/Documents/6. UI Functional/6.ui_functional.docx
+++ b/Documents/6. UI Functional/6.ui_functional.docx
@@ -8,11 +8,17 @@
         <w:bidi/>
         <w:spacing w:line="480" w:lineRule="auto"/>
         <w:jc w:val="center"/>
+        <w:rPr>
+          <w:sz w:val="56"/>
+          <w:szCs w:val="56"/>
+        </w:rPr>
       </w:pPr>
       <w:r>
         <w:rPr>
           <w:rStyle w:val="StrongEmphasis"/>
           <w:rFonts w:ascii="IranNastaliq" w:hAnsi="IranNastaliq" w:cs="IranNastaliq"/>
+          <w:sz w:val="56"/>
+          <w:szCs w:val="56"/>
           <w:rtl/>
         </w:rPr>
         <w:t>بسم الله الرحمن الرحیم</w:t>
@@ -200,68 +206,60 @@
     </w:p>
     <w:p>
       <w:pPr>
-        <w:suppressAutoHyphens w:val="0"/>
-        <w:autoSpaceDN/>
-        <w:bidi w:val="0"/>
-        <w:spacing w:after="160" w:line="278" w:lineRule="auto"/>
-        <w:textAlignment w:val="auto"/>
+        <w:pStyle w:val="Heading1"/>
         <w:rPr>
           <w:rtl/>
         </w:rPr>
       </w:pPr>
       <w:r>
         <w:rPr>
-          <w:rtl/>
-        </w:rPr>
-        <w:br w:type="page"/>
-      </w:r>
-    </w:p>
-    <w:p>
-      <w:r>
-        <w:rPr>
+          <w:rFonts w:hint="cs"/>
           <w:rtl/>
         </w:rPr>
         <w:lastRenderedPageBreak/>
-        <w:t>در این جدول، لیست کامل صفحات سامانه</w:t>
-      </w:r>
-      <w:r>
-        <w:t xml:space="preserve"> DIWHL </w:t>
-      </w:r>
-      <w:r>
-        <w:rPr>
-          <w:rtl/>
-        </w:rPr>
-        <w:t>(نسخه وب) همراه با اجزای دقیق هر صفحه آمده است. این جدول به شما و تیم طراحی کمک می‌کند تا هیچ آیتمی از قلم نیفتد</w:t>
-      </w:r>
-      <w:r>
-        <w:t>.</w:t>
+        <w:t>لیست صفحات سامانه</w:t>
       </w:r>
     </w:p>
+    <w:p/>
     <w:tbl>
       <w:tblPr>
         <w:tblStyle w:val="GridTable4-Accent1"/>
-        <w:tblW w:w="9351" w:type="dxa"/>
+        <w:tblW w:w="10065" w:type="dxa"/>
+        <w:tblInd w:w="-431" w:type="dxa"/>
         <w:tblLayout w:type="fixed"/>
         <w:tblLook w:val="04A0" w:firstRow="1" w:lastRow="0" w:firstColumn="1" w:lastColumn="0" w:noHBand="0" w:noVBand="1"/>
       </w:tblPr>
       <w:tblGrid>
-        <w:gridCol w:w="5148"/>
-        <w:gridCol w:w="3352"/>
-        <w:gridCol w:w="851"/>
+        <w:gridCol w:w="5529"/>
+        <w:gridCol w:w="3686"/>
+        <w:gridCol w:w="850"/>
       </w:tblGrid>
       <w:tr>
         <w:trPr>
           <w:cnfStyle w:val="100000000000" w:firstRow="1" w:lastRow="0" w:firstColumn="0" w:lastColumn="0" w:oddVBand="0" w:evenVBand="0" w:oddHBand="0" w:evenHBand="0" w:firstRowFirstColumn="0" w:firstRowLastColumn="0" w:lastRowFirstColumn="0" w:lastRowLastColumn="0"/>
+          <w:trHeight w:val="567"/>
         </w:trPr>
         <w:tc>
           <w:tcPr>
             <w:cnfStyle w:val="001000000000" w:firstRow="0" w:lastRow="0" w:firstColumn="1" w:lastColumn="0" w:oddVBand="0" w:evenVBand="0" w:oddHBand="0" w:evenHBand="0" w:firstRowFirstColumn="0" w:firstRowLastColumn="0" w:lastRowFirstColumn="0" w:lastRowLastColumn="0"/>
-            <w:tcW w:w="5148" w:type="dxa"/>
+            <w:tcW w:w="5529" w:type="dxa"/>
+            <w:vAlign w:val="center"/>
             <w:hideMark/>
           </w:tcPr>
           <w:p>
-            <w:r>
-              <w:rPr>
+            <w:pPr>
+              <w:jc w:val="center"/>
+              <w:rPr>
+                <w:b w:val="0"/>
+                <w:bCs w:val="0"/>
+                <w:sz w:val="28"/>
+              </w:rPr>
+            </w:pPr>
+            <w:r>
+              <w:rPr>
+                <w:b w:val="0"/>
+                <w:bCs w:val="0"/>
+                <w:sz w:val="28"/>
                 <w:rtl/>
               </w:rPr>
               <w:t>اجزای اصلی و جزئیات صفحه</w:t>
@@ -270,19 +268,25 @@
         </w:tc>
         <w:tc>
           <w:tcPr>
-            <w:tcW w:w="3352" w:type="dxa"/>
-          </w:tcPr>
-          <w:p>
-            <w:pPr>
+            <w:tcW w:w="3686" w:type="dxa"/>
+            <w:vAlign w:val="center"/>
+          </w:tcPr>
+          <w:p>
+            <w:pPr>
+              <w:jc w:val="center"/>
               <w:cnfStyle w:val="100000000000" w:firstRow="1" w:lastRow="0" w:firstColumn="0" w:lastColumn="0" w:oddVBand="0" w:evenVBand="0" w:oddHBand="0" w:evenHBand="0" w:firstRowFirstColumn="0" w:firstRowLastColumn="0" w:lastRowFirstColumn="0" w:lastRowLastColumn="0"/>
               <w:rPr>
                 <w:b w:val="0"/>
                 <w:bCs w:val="0"/>
-                <w:rtl/>
-              </w:rPr>
-            </w:pPr>
-            <w:r>
-              <w:rPr>
+                <w:sz w:val="28"/>
+                <w:rtl/>
+              </w:rPr>
+            </w:pPr>
+            <w:r>
+              <w:rPr>
+                <w:b w:val="0"/>
+                <w:bCs w:val="0"/>
+                <w:sz w:val="28"/>
                 <w:rtl/>
               </w:rPr>
               <w:t>نام صفحه</w:t>
@@ -291,19 +295,25 @@
         </w:tc>
         <w:tc>
           <w:tcPr>
-            <w:tcW w:w="851" w:type="dxa"/>
-          </w:tcPr>
-          <w:p>
-            <w:pPr>
+            <w:tcW w:w="850" w:type="dxa"/>
+            <w:vAlign w:val="center"/>
+          </w:tcPr>
+          <w:p>
+            <w:pPr>
+              <w:jc w:val="center"/>
               <w:cnfStyle w:val="100000000000" w:firstRow="1" w:lastRow="0" w:firstColumn="0" w:lastColumn="0" w:oddVBand="0" w:evenVBand="0" w:oddHBand="0" w:evenHBand="0" w:firstRowFirstColumn="0" w:firstRowLastColumn="0" w:lastRowFirstColumn="0" w:lastRowLastColumn="0"/>
               <w:rPr>
                 <w:b w:val="0"/>
                 <w:bCs w:val="0"/>
-                <w:rtl/>
-              </w:rPr>
-            </w:pPr>
-            <w:r>
-              <w:rPr>
+                <w:sz w:val="28"/>
+                <w:rtl/>
+              </w:rPr>
+            </w:pPr>
+            <w:r>
+              <w:rPr>
+                <w:b w:val="0"/>
+                <w:bCs w:val="0"/>
+                <w:sz w:val="28"/>
                 <w:rtl/>
               </w:rPr>
               <w:t>شماره</w:t>
@@ -314,105 +324,364 @@
       <w:tr>
         <w:trPr>
           <w:cnfStyle w:val="000000100000" w:firstRow="0" w:lastRow="0" w:firstColumn="0" w:lastColumn="0" w:oddVBand="0" w:evenVBand="0" w:oddHBand="1" w:evenHBand="0" w:firstRowFirstColumn="0" w:firstRowLastColumn="0" w:lastRowFirstColumn="0" w:lastRowLastColumn="0"/>
+          <w:trHeight w:val="567"/>
         </w:trPr>
         <w:tc>
           <w:tcPr>
             <w:cnfStyle w:val="001000000000" w:firstRow="0" w:lastRow="0" w:firstColumn="1" w:lastColumn="0" w:oddVBand="0" w:evenVBand="0" w:oddHBand="0" w:evenHBand="0" w:firstRowFirstColumn="0" w:firstRowLastColumn="0" w:lastRowFirstColumn="0" w:lastRowLastColumn="0"/>
-            <w:tcW w:w="5148" w:type="dxa"/>
+            <w:tcW w:w="5529" w:type="dxa"/>
+            <w:vAlign w:val="center"/>
             <w:hideMark/>
           </w:tcPr>
           <w:p>
-            <w:r>
-              <w:rPr>
-                <w:rtl/>
-              </w:rPr>
-              <w:t>فرم ورود (ایمیل، رمز)، لینک "فراموشی رمز"، دکمه ورود، لینک "ثبت‌نام"، نمایش ارورها (رمز اشتباه، ایمیل نامعتبر)</w:t>
-            </w:r>
-          </w:p>
-        </w:tc>
-        <w:tc>
-          <w:tcPr>
-            <w:tcW w:w="3352" w:type="dxa"/>
-          </w:tcPr>
-          <w:p>
-            <w:pPr>
+            <w:pPr>
+              <w:pStyle w:val="ListParagraph"/>
+              <w:numPr>
+                <w:ilvl w:val="0"/>
+                <w:numId w:val="1"/>
+              </w:numPr>
+              <w:rPr>
+                <w:b w:val="0"/>
+                <w:bCs w:val="0"/>
+                <w:sz w:val="28"/>
+                <w:rtl/>
+              </w:rPr>
+            </w:pPr>
+            <w:r>
+              <w:rPr>
+                <w:b w:val="0"/>
+                <w:bCs w:val="0"/>
+                <w:sz w:val="28"/>
+                <w:rtl/>
+              </w:rPr>
+              <w:t>فرم ورود (ایمیل، رمز)</w:t>
+            </w:r>
+          </w:p>
+          <w:p>
+            <w:pPr>
+              <w:pStyle w:val="ListParagraph"/>
+              <w:numPr>
+                <w:ilvl w:val="0"/>
+                <w:numId w:val="1"/>
+              </w:numPr>
+              <w:rPr>
+                <w:b w:val="0"/>
+                <w:bCs w:val="0"/>
+                <w:sz w:val="28"/>
+                <w:rtl/>
+              </w:rPr>
+            </w:pPr>
+            <w:r>
+              <w:rPr>
+                <w:b w:val="0"/>
+                <w:bCs w:val="0"/>
+                <w:sz w:val="28"/>
+                <w:rtl/>
+              </w:rPr>
+              <w:t>لینک "فراموشی رمز"</w:t>
+            </w:r>
+          </w:p>
+          <w:p>
+            <w:pPr>
+              <w:pStyle w:val="ListParagraph"/>
+              <w:numPr>
+                <w:ilvl w:val="0"/>
+                <w:numId w:val="1"/>
+              </w:numPr>
+              <w:rPr>
+                <w:b w:val="0"/>
+                <w:bCs w:val="0"/>
+                <w:sz w:val="28"/>
+                <w:rtl/>
+              </w:rPr>
+            </w:pPr>
+            <w:r>
+              <w:rPr>
+                <w:b w:val="0"/>
+                <w:bCs w:val="0"/>
+                <w:sz w:val="28"/>
+                <w:rtl/>
+              </w:rPr>
+              <w:t>دکمه ورود</w:t>
+            </w:r>
+          </w:p>
+          <w:p>
+            <w:pPr>
+              <w:pStyle w:val="ListParagraph"/>
+              <w:numPr>
+                <w:ilvl w:val="0"/>
+                <w:numId w:val="1"/>
+              </w:numPr>
+              <w:rPr>
+                <w:b w:val="0"/>
+                <w:bCs w:val="0"/>
+                <w:sz w:val="28"/>
+                <w:rtl/>
+              </w:rPr>
+            </w:pPr>
+            <w:r>
+              <w:rPr>
+                <w:b w:val="0"/>
+                <w:bCs w:val="0"/>
+                <w:sz w:val="28"/>
+                <w:rtl/>
+              </w:rPr>
+              <w:t>لینک "ثبت‌نام"</w:t>
+            </w:r>
+          </w:p>
+          <w:p>
+            <w:pPr>
+              <w:pStyle w:val="ListParagraph"/>
+              <w:numPr>
+                <w:ilvl w:val="0"/>
+                <w:numId w:val="1"/>
+              </w:numPr>
+              <w:rPr>
+                <w:sz w:val="28"/>
+              </w:rPr>
+            </w:pPr>
+            <w:r>
+              <w:rPr>
+                <w:b w:val="0"/>
+                <w:bCs w:val="0"/>
+                <w:sz w:val="28"/>
+                <w:rtl/>
+              </w:rPr>
+              <w:t>نمایش ارورها (رمز اشتباه، ایمیل نامعتبر)</w:t>
+            </w:r>
+          </w:p>
+        </w:tc>
+        <w:tc>
+          <w:tcPr>
+            <w:tcW w:w="3686" w:type="dxa"/>
+            <w:vAlign w:val="center"/>
+          </w:tcPr>
+          <w:p>
+            <w:pPr>
+              <w:jc w:val="center"/>
               <w:cnfStyle w:val="000000100000" w:firstRow="0" w:lastRow="0" w:firstColumn="0" w:lastColumn="0" w:oddVBand="0" w:evenVBand="0" w:oddHBand="1" w:evenHBand="0" w:firstRowFirstColumn="0" w:firstRowLastColumn="0" w:lastRowFirstColumn="0" w:lastRowLastColumn="0"/>
-            </w:pPr>
-            <w:r>
-              <w:rPr>
+              <w:rPr>
+                <w:sz w:val="28"/>
+              </w:rPr>
+            </w:pPr>
+            <w:r>
+              <w:rPr>
+                <w:sz w:val="28"/>
                 <w:rtl/>
               </w:rPr>
               <w:t>ورود</w:t>
             </w:r>
             <w:r>
+              <w:rPr>
+                <w:sz w:val="28"/>
+              </w:rPr>
               <w:t xml:space="preserve"> (Login)</w:t>
             </w:r>
           </w:p>
         </w:tc>
         <w:tc>
           <w:tcPr>
-            <w:tcW w:w="851" w:type="dxa"/>
-          </w:tcPr>
-          <w:p>
-            <w:pPr>
+            <w:tcW w:w="850" w:type="dxa"/>
+            <w:vAlign w:val="center"/>
+          </w:tcPr>
+          <w:p>
+            <w:pPr>
+              <w:jc w:val="center"/>
               <w:cnfStyle w:val="000000100000" w:firstRow="0" w:lastRow="0" w:firstColumn="0" w:lastColumn="0" w:oddVBand="0" w:evenVBand="0" w:oddHBand="1" w:evenHBand="0" w:firstRowFirstColumn="0" w:firstRowLastColumn="0" w:lastRowFirstColumn="0" w:lastRowLastColumn="0"/>
               <w:rPr>
-                <w:rtl/>
-              </w:rPr>
-            </w:pPr>
-            <w:r>
+                <w:sz w:val="28"/>
+                <w:rtl/>
+              </w:rPr>
+            </w:pPr>
+            <w:r>
+              <w:rPr>
+                <w:sz w:val="28"/>
+              </w:rPr>
               <w:t>1</w:t>
             </w:r>
           </w:p>
         </w:tc>
       </w:tr>
       <w:tr>
+        <w:trPr>
+          <w:trHeight w:val="567"/>
+        </w:trPr>
         <w:tc>
           <w:tcPr>
             <w:cnfStyle w:val="001000000000" w:firstRow="0" w:lastRow="0" w:firstColumn="1" w:lastColumn="0" w:oddVBand="0" w:evenVBand="0" w:oddHBand="0" w:evenHBand="0" w:firstRowFirstColumn="0" w:firstRowLastColumn="0" w:lastRowFirstColumn="0" w:lastRowLastColumn="0"/>
-            <w:tcW w:w="5148" w:type="dxa"/>
+            <w:tcW w:w="5529" w:type="dxa"/>
+            <w:vAlign w:val="center"/>
             <w:hideMark/>
           </w:tcPr>
           <w:p>
-            <w:r>
-              <w:rPr>
-                <w:rtl/>
-              </w:rPr>
-              <w:t>فرم ثبت‌نام (ایمیل، رمز)، دکمه ثبت‌نام، بررسی رمز/ایمیل تکراری، ارور سرور، لینک ورود</w:t>
-            </w:r>
-          </w:p>
-        </w:tc>
-        <w:tc>
-          <w:tcPr>
-            <w:tcW w:w="3352" w:type="dxa"/>
-          </w:tcPr>
-          <w:p>
-            <w:pPr>
+            <w:pPr>
+              <w:pStyle w:val="ListParagraph"/>
+              <w:numPr>
+                <w:ilvl w:val="0"/>
+                <w:numId w:val="2"/>
+              </w:numPr>
+              <w:rPr>
+                <w:b w:val="0"/>
+                <w:bCs w:val="0"/>
+                <w:sz w:val="28"/>
+                <w:rtl/>
+              </w:rPr>
+            </w:pPr>
+            <w:r>
+              <w:rPr>
+                <w:b w:val="0"/>
+                <w:bCs w:val="0"/>
+                <w:sz w:val="28"/>
+                <w:rtl/>
+              </w:rPr>
+              <w:t>فرم ثبت‌نام (ایمیل، رمز</w:t>
+            </w:r>
+            <w:r>
+              <w:rPr>
+                <w:rFonts w:hint="cs"/>
+                <w:b w:val="0"/>
+                <w:bCs w:val="0"/>
+                <w:sz w:val="28"/>
+                <w:rtl/>
+              </w:rPr>
+              <w:t>، تکرار رمز</w:t>
+            </w:r>
+            <w:r>
+              <w:rPr>
+                <w:b w:val="0"/>
+                <w:bCs w:val="0"/>
+                <w:sz w:val="28"/>
+                <w:rtl/>
+              </w:rPr>
+              <w:t>)</w:t>
+            </w:r>
+          </w:p>
+          <w:p>
+            <w:pPr>
+              <w:pStyle w:val="ListParagraph"/>
+              <w:numPr>
+                <w:ilvl w:val="0"/>
+                <w:numId w:val="2"/>
+              </w:numPr>
+              <w:rPr>
+                <w:b w:val="0"/>
+                <w:bCs w:val="0"/>
+                <w:sz w:val="28"/>
+                <w:rtl/>
+              </w:rPr>
+            </w:pPr>
+            <w:r>
+              <w:rPr>
+                <w:b w:val="0"/>
+                <w:bCs w:val="0"/>
+                <w:sz w:val="28"/>
+                <w:rtl/>
+              </w:rPr>
+              <w:t>دکمه ثبت‌نام</w:t>
+            </w:r>
+          </w:p>
+          <w:p>
+            <w:pPr>
+              <w:pStyle w:val="ListParagraph"/>
+              <w:numPr>
+                <w:ilvl w:val="0"/>
+                <w:numId w:val="2"/>
+              </w:numPr>
+              <w:rPr>
+                <w:b w:val="0"/>
+                <w:bCs w:val="0"/>
+                <w:sz w:val="28"/>
+                <w:rtl/>
+              </w:rPr>
+            </w:pPr>
+            <w:r>
+              <w:rPr>
+                <w:b w:val="0"/>
+                <w:bCs w:val="0"/>
+                <w:sz w:val="28"/>
+                <w:rtl/>
+              </w:rPr>
+              <w:t>نمایش ارورها</w:t>
+            </w:r>
+          </w:p>
+          <w:p>
+            <w:pPr>
+              <w:pStyle w:val="ListParagraph"/>
+              <w:numPr>
+                <w:ilvl w:val="0"/>
+                <w:numId w:val="2"/>
+              </w:numPr>
+              <w:rPr>
+                <w:sz w:val="28"/>
+              </w:rPr>
+            </w:pPr>
+            <w:r>
+              <w:rPr>
+                <w:rFonts w:hint="cs"/>
+                <w:b w:val="0"/>
+                <w:bCs w:val="0"/>
+                <w:sz w:val="28"/>
+                <w:rtl/>
+              </w:rPr>
+              <w:t>لینک</w:t>
+            </w:r>
+            <w:r>
+              <w:rPr>
+                <w:b w:val="0"/>
+                <w:bCs w:val="0"/>
+                <w:sz w:val="28"/>
+                <w:rtl/>
+              </w:rPr>
+              <w:t xml:space="preserve"> ورود</w:t>
+            </w:r>
+          </w:p>
+        </w:tc>
+        <w:tc>
+          <w:tcPr>
+            <w:tcW w:w="3686" w:type="dxa"/>
+            <w:vAlign w:val="center"/>
+          </w:tcPr>
+          <w:p>
+            <w:pPr>
+              <w:jc w:val="center"/>
               <w:cnfStyle w:val="000000000000" w:firstRow="0" w:lastRow="0" w:firstColumn="0" w:lastColumn="0" w:oddVBand="0" w:evenVBand="0" w:oddHBand="0" w:evenHBand="0" w:firstRowFirstColumn="0" w:firstRowLastColumn="0" w:lastRowFirstColumn="0" w:lastRowLastColumn="0"/>
-            </w:pPr>
-            <w:r>
-              <w:rPr>
+              <w:rPr>
+                <w:sz w:val="28"/>
+              </w:rPr>
+            </w:pPr>
+            <w:r>
+              <w:rPr>
+                <w:sz w:val="28"/>
                 <w:rtl/>
               </w:rPr>
               <w:t>ثبت‌نام</w:t>
             </w:r>
             <w:r>
+              <w:rPr>
+                <w:sz w:val="28"/>
+              </w:rPr>
               <w:t xml:space="preserve"> (Register)</w:t>
             </w:r>
           </w:p>
         </w:tc>
         <w:tc>
           <w:tcPr>
-            <w:tcW w:w="851" w:type="dxa"/>
-          </w:tcPr>
-          <w:p>
-            <w:pPr>
+            <w:tcW w:w="850" w:type="dxa"/>
+            <w:vAlign w:val="center"/>
+          </w:tcPr>
+          <w:p>
+            <w:pPr>
+              <w:jc w:val="center"/>
               <w:cnfStyle w:val="000000000000" w:firstRow="0" w:lastRow="0" w:firstColumn="0" w:lastColumn="0" w:oddVBand="0" w:evenVBand="0" w:oddHBand="0" w:evenHBand="0" w:firstRowFirstColumn="0" w:firstRowLastColumn="0" w:lastRowFirstColumn="0" w:lastRowLastColumn="0"/>
               <w:rPr>
-                <w:rtl/>
-              </w:rPr>
-            </w:pPr>
-            <w:r>
+                <w:sz w:val="28"/>
+                <w:rtl/>
+              </w:rPr>
+            </w:pPr>
+            <w:r>
+              <w:rPr>
+                <w:sz w:val="28"/>
+              </w:rPr>
               <w:t>2</w:t>
             </w:r>
           </w:p>
@@ -421,16 +690,29 @@
       <w:tr>
         <w:trPr>
           <w:cnfStyle w:val="000000100000" w:firstRow="0" w:lastRow="0" w:firstColumn="0" w:lastColumn="0" w:oddVBand="0" w:evenVBand="0" w:oddHBand="1" w:evenHBand="0" w:firstRowFirstColumn="0" w:firstRowLastColumn="0" w:lastRowFirstColumn="0" w:lastRowLastColumn="0"/>
+          <w:trHeight w:val="567"/>
         </w:trPr>
         <w:tc>
           <w:tcPr>
             <w:cnfStyle w:val="001000000000" w:firstRow="0" w:lastRow="0" w:firstColumn="1" w:lastColumn="0" w:oddVBand="0" w:evenVBand="0" w:oddHBand="0" w:evenHBand="0" w:firstRowFirstColumn="0" w:firstRowLastColumn="0" w:lastRowFirstColumn="0" w:lastRowLastColumn="0"/>
-            <w:tcW w:w="5148" w:type="dxa"/>
+            <w:tcW w:w="5529" w:type="dxa"/>
+            <w:vAlign w:val="center"/>
             <w:hideMark/>
           </w:tcPr>
           <w:p>
-            <w:r>
-              <w:rPr>
+            <w:pPr>
+              <w:jc w:val="center"/>
+              <w:rPr>
+                <w:b w:val="0"/>
+                <w:bCs w:val="0"/>
+                <w:sz w:val="28"/>
+              </w:rPr>
+            </w:pPr>
+            <w:r>
+              <w:rPr>
+                <w:b w:val="0"/>
+                <w:bCs w:val="0"/>
+                <w:sz w:val="28"/>
                 <w:rtl/>
               </w:rPr>
               <w:t>ورودی کد ۶ رقمی، دکمه تایید، دکمه ارسال مجدد کد، نمایش ارورها (کد اشتباه، سرور در دسترس نیست)</w:t>
@@ -439,50 +721,80 @@
         </w:tc>
         <w:tc>
           <w:tcPr>
-            <w:tcW w:w="3352" w:type="dxa"/>
-          </w:tcPr>
-          <w:p>
-            <w:pPr>
+            <w:tcW w:w="3686" w:type="dxa"/>
+            <w:vAlign w:val="center"/>
+          </w:tcPr>
+          <w:p>
+            <w:pPr>
+              <w:jc w:val="center"/>
               <w:cnfStyle w:val="000000100000" w:firstRow="0" w:lastRow="0" w:firstColumn="0" w:lastColumn="0" w:oddVBand="0" w:evenVBand="0" w:oddHBand="1" w:evenHBand="0" w:firstRowFirstColumn="0" w:firstRowLastColumn="0" w:lastRowFirstColumn="0" w:lastRowLastColumn="0"/>
-            </w:pPr>
-            <w:r>
-              <w:rPr>
+              <w:rPr>
+                <w:sz w:val="28"/>
+              </w:rPr>
+            </w:pPr>
+            <w:r>
+              <w:rPr>
+                <w:sz w:val="28"/>
                 <w:rtl/>
               </w:rPr>
               <w:t>تایید ایمیل</w:t>
             </w:r>
             <w:r>
+              <w:rPr>
+                <w:sz w:val="28"/>
+              </w:rPr>
               <w:t xml:space="preserve"> (Email Verify)</w:t>
             </w:r>
           </w:p>
         </w:tc>
         <w:tc>
           <w:tcPr>
-            <w:tcW w:w="851" w:type="dxa"/>
-          </w:tcPr>
-          <w:p>
-            <w:pPr>
+            <w:tcW w:w="850" w:type="dxa"/>
+            <w:vAlign w:val="center"/>
+          </w:tcPr>
+          <w:p>
+            <w:pPr>
+              <w:jc w:val="center"/>
               <w:cnfStyle w:val="000000100000" w:firstRow="0" w:lastRow="0" w:firstColumn="0" w:lastColumn="0" w:oddVBand="0" w:evenVBand="0" w:oddHBand="1" w:evenHBand="0" w:firstRowFirstColumn="0" w:firstRowLastColumn="0" w:lastRowFirstColumn="0" w:lastRowLastColumn="0"/>
               <w:rPr>
-                <w:rtl/>
-              </w:rPr>
-            </w:pPr>
-            <w:r>
+                <w:sz w:val="28"/>
+                <w:rtl/>
+              </w:rPr>
+            </w:pPr>
+            <w:r>
+              <w:rPr>
+                <w:sz w:val="28"/>
+              </w:rPr>
               <w:t>3</w:t>
             </w:r>
           </w:p>
         </w:tc>
       </w:tr>
       <w:tr>
+        <w:trPr>
+          <w:trHeight w:val="567"/>
+        </w:trPr>
         <w:tc>
           <w:tcPr>
             <w:cnfStyle w:val="001000000000" w:firstRow="0" w:lastRow="0" w:firstColumn="1" w:lastColumn="0" w:oddVBand="0" w:evenVBand="0" w:oddHBand="0" w:evenHBand="0" w:firstRowFirstColumn="0" w:firstRowLastColumn="0" w:lastRowFirstColumn="0" w:lastRowLastColumn="0"/>
-            <w:tcW w:w="5148" w:type="dxa"/>
+            <w:tcW w:w="5529" w:type="dxa"/>
+            <w:vAlign w:val="center"/>
             <w:hideMark/>
           </w:tcPr>
           <w:p>
-            <w:r>
-              <w:rPr>
+            <w:pPr>
+              <w:jc w:val="center"/>
+              <w:rPr>
+                <w:b w:val="0"/>
+                <w:bCs w:val="0"/>
+                <w:sz w:val="28"/>
+              </w:rPr>
+            </w:pPr>
+            <w:r>
+              <w:rPr>
+                <w:b w:val="0"/>
+                <w:bCs w:val="0"/>
+                <w:sz w:val="28"/>
                 <w:rtl/>
               </w:rPr>
               <w:t>فرم ایمیل، دکمه ارسال کد، نمایش ارورها (ایمیل نادرست، کاربر وجود ندارد)</w:t>
@@ -491,35 +803,50 @@
         </w:tc>
         <w:tc>
           <w:tcPr>
-            <w:tcW w:w="3352" w:type="dxa"/>
-          </w:tcPr>
-          <w:p>
-            <w:pPr>
+            <w:tcW w:w="3686" w:type="dxa"/>
+            <w:vAlign w:val="center"/>
+          </w:tcPr>
+          <w:p>
+            <w:pPr>
+              <w:jc w:val="center"/>
               <w:cnfStyle w:val="000000000000" w:firstRow="0" w:lastRow="0" w:firstColumn="0" w:lastColumn="0" w:oddVBand="0" w:evenVBand="0" w:oddHBand="0" w:evenHBand="0" w:firstRowFirstColumn="0" w:firstRowLastColumn="0" w:lastRowFirstColumn="0" w:lastRowLastColumn="0"/>
-            </w:pPr>
-            <w:r>
-              <w:rPr>
+              <w:rPr>
+                <w:sz w:val="28"/>
+              </w:rPr>
+            </w:pPr>
+            <w:r>
+              <w:rPr>
+                <w:sz w:val="28"/>
                 <w:rtl/>
               </w:rPr>
               <w:t>درخواست بازیابی رمز</w:t>
             </w:r>
             <w:r>
+              <w:rPr>
+                <w:sz w:val="28"/>
+              </w:rPr>
               <w:t xml:space="preserve"> (Forgot Password)</w:t>
             </w:r>
           </w:p>
         </w:tc>
         <w:tc>
           <w:tcPr>
-            <w:tcW w:w="851" w:type="dxa"/>
-          </w:tcPr>
-          <w:p>
-            <w:pPr>
+            <w:tcW w:w="850" w:type="dxa"/>
+            <w:vAlign w:val="center"/>
+          </w:tcPr>
+          <w:p>
+            <w:pPr>
+              <w:jc w:val="center"/>
               <w:cnfStyle w:val="000000000000" w:firstRow="0" w:lastRow="0" w:firstColumn="0" w:lastColumn="0" w:oddVBand="0" w:evenVBand="0" w:oddHBand="0" w:evenHBand="0" w:firstRowFirstColumn="0" w:firstRowLastColumn="0" w:lastRowFirstColumn="0" w:lastRowLastColumn="0"/>
               <w:rPr>
-                <w:rtl/>
-              </w:rPr>
-            </w:pPr>
-            <w:r>
+                <w:sz w:val="28"/>
+                <w:rtl/>
+              </w:rPr>
+            </w:pPr>
+            <w:r>
+              <w:rPr>
+                <w:sz w:val="28"/>
+              </w:rPr>
               <w:t>4</w:t>
             </w:r>
           </w:p>
@@ -528,16 +855,29 @@
       <w:tr>
         <w:trPr>
           <w:cnfStyle w:val="000000100000" w:firstRow="0" w:lastRow="0" w:firstColumn="0" w:lastColumn="0" w:oddVBand="0" w:evenVBand="0" w:oddHBand="1" w:evenHBand="0" w:firstRowFirstColumn="0" w:firstRowLastColumn="0" w:lastRowFirstColumn="0" w:lastRowLastColumn="0"/>
+          <w:trHeight w:val="567"/>
         </w:trPr>
         <w:tc>
           <w:tcPr>
             <w:cnfStyle w:val="001000000000" w:firstRow="0" w:lastRow="0" w:firstColumn="1" w:lastColumn="0" w:oddVBand="0" w:evenVBand="0" w:oddHBand="0" w:evenHBand="0" w:firstRowFirstColumn="0" w:firstRowLastColumn="0" w:lastRowFirstColumn="0" w:lastRowLastColumn="0"/>
-            <w:tcW w:w="5148" w:type="dxa"/>
+            <w:tcW w:w="5529" w:type="dxa"/>
+            <w:vAlign w:val="center"/>
             <w:hideMark/>
           </w:tcPr>
           <w:p>
-            <w:r>
-              <w:rPr>
+            <w:pPr>
+              <w:jc w:val="center"/>
+              <w:rPr>
+                <w:b w:val="0"/>
+                <w:bCs w:val="0"/>
+                <w:sz w:val="28"/>
+              </w:rPr>
+            </w:pPr>
+            <w:r>
+              <w:rPr>
+                <w:b w:val="0"/>
+                <w:bCs w:val="0"/>
+                <w:sz w:val="28"/>
                 <w:rtl/>
               </w:rPr>
               <w:t>ورودی کد، دکمه تایید، نمایش ارورها (کد نامعتبر، تمام شدن مهلت)</w:t>
@@ -546,50 +886,80 @@
         </w:tc>
         <w:tc>
           <w:tcPr>
-            <w:tcW w:w="3352" w:type="dxa"/>
-          </w:tcPr>
-          <w:p>
-            <w:pPr>
+            <w:tcW w:w="3686" w:type="dxa"/>
+            <w:vAlign w:val="center"/>
+          </w:tcPr>
+          <w:p>
+            <w:pPr>
+              <w:jc w:val="center"/>
               <w:cnfStyle w:val="000000100000" w:firstRow="0" w:lastRow="0" w:firstColumn="0" w:lastColumn="0" w:oddVBand="0" w:evenVBand="0" w:oddHBand="1" w:evenHBand="0" w:firstRowFirstColumn="0" w:firstRowLastColumn="0" w:lastRowFirstColumn="0" w:lastRowLastColumn="0"/>
-            </w:pPr>
-            <w:r>
-              <w:rPr>
+              <w:rPr>
+                <w:sz w:val="28"/>
+              </w:rPr>
+            </w:pPr>
+            <w:r>
+              <w:rPr>
+                <w:sz w:val="28"/>
                 <w:rtl/>
               </w:rPr>
               <w:t>تایید کد بازیابی</w:t>
             </w:r>
             <w:r>
+              <w:rPr>
+                <w:sz w:val="28"/>
+              </w:rPr>
               <w:t xml:space="preserve"> (Reset Code)</w:t>
             </w:r>
           </w:p>
         </w:tc>
         <w:tc>
           <w:tcPr>
-            <w:tcW w:w="851" w:type="dxa"/>
-          </w:tcPr>
-          <w:p>
-            <w:pPr>
+            <w:tcW w:w="850" w:type="dxa"/>
+            <w:vAlign w:val="center"/>
+          </w:tcPr>
+          <w:p>
+            <w:pPr>
+              <w:jc w:val="center"/>
               <w:cnfStyle w:val="000000100000" w:firstRow="0" w:lastRow="0" w:firstColumn="0" w:lastColumn="0" w:oddVBand="0" w:evenVBand="0" w:oddHBand="1" w:evenHBand="0" w:firstRowFirstColumn="0" w:firstRowLastColumn="0" w:lastRowFirstColumn="0" w:lastRowLastColumn="0"/>
               <w:rPr>
-                <w:rtl/>
-              </w:rPr>
-            </w:pPr>
-            <w:r>
+                <w:sz w:val="28"/>
+                <w:rtl/>
+              </w:rPr>
+            </w:pPr>
+            <w:r>
+              <w:rPr>
+                <w:sz w:val="28"/>
+              </w:rPr>
               <w:t>5</w:t>
             </w:r>
           </w:p>
         </w:tc>
       </w:tr>
       <w:tr>
+        <w:trPr>
+          <w:trHeight w:val="567"/>
+        </w:trPr>
         <w:tc>
           <w:tcPr>
             <w:cnfStyle w:val="001000000000" w:firstRow="0" w:lastRow="0" w:firstColumn="1" w:lastColumn="0" w:oddVBand="0" w:evenVBand="0" w:oddHBand="0" w:evenHBand="0" w:firstRowFirstColumn="0" w:firstRowLastColumn="0" w:lastRowFirstColumn="0" w:lastRowLastColumn="0"/>
-            <w:tcW w:w="5148" w:type="dxa"/>
+            <w:tcW w:w="5529" w:type="dxa"/>
+            <w:vAlign w:val="center"/>
             <w:hideMark/>
           </w:tcPr>
           <w:p>
-            <w:r>
-              <w:rPr>
+            <w:pPr>
+              <w:jc w:val="center"/>
+              <w:rPr>
+                <w:b w:val="0"/>
+                <w:bCs w:val="0"/>
+                <w:sz w:val="28"/>
+              </w:rPr>
+            </w:pPr>
+            <w:r>
+              <w:rPr>
+                <w:b w:val="0"/>
+                <w:bCs w:val="0"/>
+                <w:sz w:val="28"/>
                 <w:rtl/>
               </w:rPr>
               <w:t>ورودی رمز جدید، تکرار رمز، دکمه ذخیره، بررسی تطابق رمزها، ارورها (ضعیف بودن رمز، خطای سرور)</w:t>
@@ -598,35 +968,50 @@
         </w:tc>
         <w:tc>
           <w:tcPr>
-            <w:tcW w:w="3352" w:type="dxa"/>
-          </w:tcPr>
-          <w:p>
-            <w:pPr>
+            <w:tcW w:w="3686" w:type="dxa"/>
+            <w:vAlign w:val="center"/>
+          </w:tcPr>
+          <w:p>
+            <w:pPr>
+              <w:jc w:val="center"/>
               <w:cnfStyle w:val="000000000000" w:firstRow="0" w:lastRow="0" w:firstColumn="0" w:lastColumn="0" w:oddVBand="0" w:evenVBand="0" w:oddHBand="0" w:evenHBand="0" w:firstRowFirstColumn="0" w:firstRowLastColumn="0" w:lastRowFirstColumn="0" w:lastRowLastColumn="0"/>
-            </w:pPr>
-            <w:r>
-              <w:rPr>
+              <w:rPr>
+                <w:sz w:val="28"/>
+              </w:rPr>
+            </w:pPr>
+            <w:r>
+              <w:rPr>
+                <w:sz w:val="28"/>
                 <w:rtl/>
               </w:rPr>
               <w:t>تنظیم رمز جدید</w:t>
             </w:r>
             <w:r>
+              <w:rPr>
+                <w:sz w:val="28"/>
+              </w:rPr>
               <w:t xml:space="preserve"> (New Password)</w:t>
             </w:r>
           </w:p>
         </w:tc>
         <w:tc>
           <w:tcPr>
-            <w:tcW w:w="851" w:type="dxa"/>
-          </w:tcPr>
-          <w:p>
-            <w:pPr>
+            <w:tcW w:w="850" w:type="dxa"/>
+            <w:vAlign w:val="center"/>
+          </w:tcPr>
+          <w:p>
+            <w:pPr>
+              <w:jc w:val="center"/>
               <w:cnfStyle w:val="000000000000" w:firstRow="0" w:lastRow="0" w:firstColumn="0" w:lastColumn="0" w:oddVBand="0" w:evenVBand="0" w:oddHBand="0" w:evenHBand="0" w:firstRowFirstColumn="0" w:firstRowLastColumn="0" w:lastRowFirstColumn="0" w:lastRowLastColumn="0"/>
               <w:rPr>
-                <w:rtl/>
-              </w:rPr>
-            </w:pPr>
-            <w:r>
+                <w:sz w:val="28"/>
+                <w:rtl/>
+              </w:rPr>
+            </w:pPr>
+            <w:r>
+              <w:rPr>
+                <w:sz w:val="28"/>
+              </w:rPr>
               <w:t>6</w:t>
             </w:r>
           </w:p>
@@ -635,105 +1020,458 @@
       <w:tr>
         <w:trPr>
           <w:cnfStyle w:val="000000100000" w:firstRow="0" w:lastRow="0" w:firstColumn="0" w:lastColumn="0" w:oddVBand="0" w:evenVBand="0" w:oddHBand="1" w:evenHBand="0" w:firstRowFirstColumn="0" w:firstRowLastColumn="0" w:lastRowFirstColumn="0" w:lastRowLastColumn="0"/>
+          <w:trHeight w:val="567"/>
         </w:trPr>
         <w:tc>
           <w:tcPr>
             <w:cnfStyle w:val="001000000000" w:firstRow="0" w:lastRow="0" w:firstColumn="1" w:lastColumn="0" w:oddVBand="0" w:evenVBand="0" w:oddHBand="0" w:evenHBand="0" w:firstRowFirstColumn="0" w:firstRowLastColumn="0" w:lastRowFirstColumn="0" w:lastRowLastColumn="0"/>
-            <w:tcW w:w="5148" w:type="dxa"/>
+            <w:tcW w:w="5529" w:type="dxa"/>
+            <w:vAlign w:val="center"/>
             <w:hideMark/>
           </w:tcPr>
           <w:p>
-            <w:r>
-              <w:rPr>
-                <w:rtl/>
-              </w:rPr>
-              <w:t>خلاصه تسک‌ها و عادت‌های امروز، وضعیت کلی، نمودار روزانه، درصد موفقیت، دکمه ساخت سریع تسک/عادت</w:t>
-            </w:r>
-          </w:p>
-        </w:tc>
-        <w:tc>
-          <w:tcPr>
-            <w:tcW w:w="3352" w:type="dxa"/>
-          </w:tcPr>
-          <w:p>
-            <w:pPr>
+            <w:pPr>
+              <w:pStyle w:val="ListParagraph"/>
+              <w:numPr>
+                <w:ilvl w:val="0"/>
+                <w:numId w:val="3"/>
+              </w:numPr>
+              <w:rPr>
+                <w:b w:val="0"/>
+                <w:bCs w:val="0"/>
+                <w:sz w:val="28"/>
+                <w:rtl/>
+              </w:rPr>
+            </w:pPr>
+            <w:r>
+              <w:rPr>
+                <w:rFonts w:hint="cs"/>
+                <w:b w:val="0"/>
+                <w:bCs w:val="0"/>
+                <w:sz w:val="28"/>
+                <w:rtl/>
+              </w:rPr>
+              <w:t>دکمه تغییر روز / نمایش تاریخ امروز</w:t>
+            </w:r>
+          </w:p>
+          <w:p>
+            <w:pPr>
+              <w:pStyle w:val="ListParagraph"/>
+              <w:numPr>
+                <w:ilvl w:val="0"/>
+                <w:numId w:val="3"/>
+              </w:numPr>
+              <w:rPr>
+                <w:b w:val="0"/>
+                <w:bCs w:val="0"/>
+                <w:sz w:val="28"/>
+                <w:rtl/>
+              </w:rPr>
+            </w:pPr>
+            <w:r>
+              <w:rPr>
+                <w:rFonts w:hint="cs"/>
+                <w:b w:val="0"/>
+                <w:bCs w:val="0"/>
+                <w:sz w:val="28"/>
+                <w:rtl/>
+              </w:rPr>
+              <w:t>لیست کارهای امروز</w:t>
+            </w:r>
+          </w:p>
+          <w:p>
+            <w:pPr>
+              <w:pStyle w:val="ListParagraph"/>
+              <w:numPr>
+                <w:ilvl w:val="0"/>
+                <w:numId w:val="3"/>
+              </w:numPr>
+              <w:rPr>
+                <w:b w:val="0"/>
+                <w:bCs w:val="0"/>
+                <w:sz w:val="28"/>
+                <w:rtl/>
+              </w:rPr>
+            </w:pPr>
+            <w:r>
+              <w:rPr>
+                <w:rFonts w:hint="cs"/>
+                <w:b w:val="0"/>
+                <w:bCs w:val="0"/>
+                <w:sz w:val="28"/>
+                <w:rtl/>
+              </w:rPr>
+              <w:t>لیست عادت‌های امروز</w:t>
+            </w:r>
+          </w:p>
+          <w:p>
+            <w:pPr>
+              <w:pStyle w:val="ListParagraph"/>
+              <w:numPr>
+                <w:ilvl w:val="0"/>
+                <w:numId w:val="3"/>
+              </w:numPr>
+              <w:rPr>
+                <w:b w:val="0"/>
+                <w:bCs w:val="0"/>
+                <w:sz w:val="28"/>
+                <w:rtl/>
+              </w:rPr>
+            </w:pPr>
+            <w:r>
+              <w:rPr>
+                <w:rFonts w:hint="cs"/>
+                <w:b w:val="0"/>
+                <w:bCs w:val="0"/>
+                <w:sz w:val="28"/>
+                <w:rtl/>
+              </w:rPr>
+              <w:t>تعداد کارهای انجام نشده امروز</w:t>
+            </w:r>
+          </w:p>
+          <w:p>
+            <w:pPr>
+              <w:pStyle w:val="ListParagraph"/>
+              <w:numPr>
+                <w:ilvl w:val="0"/>
+                <w:numId w:val="3"/>
+              </w:numPr>
+              <w:rPr>
+                <w:b w:val="0"/>
+                <w:bCs w:val="0"/>
+                <w:sz w:val="28"/>
+                <w:rtl/>
+              </w:rPr>
+            </w:pPr>
+            <w:r>
+              <w:rPr>
+                <w:rFonts w:hint="cs"/>
+                <w:b w:val="0"/>
+                <w:bCs w:val="0"/>
+                <w:sz w:val="28"/>
+                <w:rtl/>
+              </w:rPr>
+              <w:t>تعداد روزهای موفق (فاصله از آخرین شکست)</w:t>
+            </w:r>
+          </w:p>
+          <w:p>
+            <w:pPr>
+              <w:pStyle w:val="ListParagraph"/>
+              <w:numPr>
+                <w:ilvl w:val="0"/>
+                <w:numId w:val="3"/>
+              </w:numPr>
+              <w:rPr>
+                <w:sz w:val="28"/>
+              </w:rPr>
+            </w:pPr>
+            <w:r>
+              <w:rPr>
+                <w:b w:val="0"/>
+                <w:bCs w:val="0"/>
+                <w:sz w:val="28"/>
+                <w:rtl/>
+              </w:rPr>
+              <w:t>دکمه ساخت سریع تسک/عادت</w:t>
+            </w:r>
+          </w:p>
+        </w:tc>
+        <w:tc>
+          <w:tcPr>
+            <w:tcW w:w="3686" w:type="dxa"/>
+            <w:vAlign w:val="center"/>
+          </w:tcPr>
+          <w:p>
+            <w:pPr>
+              <w:jc w:val="center"/>
               <w:cnfStyle w:val="000000100000" w:firstRow="0" w:lastRow="0" w:firstColumn="0" w:lastColumn="0" w:oddVBand="0" w:evenVBand="0" w:oddHBand="1" w:evenHBand="0" w:firstRowFirstColumn="0" w:firstRowLastColumn="0" w:lastRowFirstColumn="0" w:lastRowLastColumn="0"/>
-            </w:pPr>
-            <w:r>
-              <w:rPr>
+              <w:rPr>
+                <w:sz w:val="28"/>
+              </w:rPr>
+            </w:pPr>
+            <w:r>
+              <w:rPr>
+                <w:sz w:val="28"/>
                 <w:rtl/>
               </w:rPr>
               <w:t>خانه / داشبورد</w:t>
             </w:r>
             <w:r>
+              <w:rPr>
+                <w:sz w:val="28"/>
+              </w:rPr>
               <w:t xml:space="preserve"> (Home)</w:t>
             </w:r>
           </w:p>
         </w:tc>
         <w:tc>
           <w:tcPr>
-            <w:tcW w:w="851" w:type="dxa"/>
-          </w:tcPr>
-          <w:p>
-            <w:pPr>
+            <w:tcW w:w="850" w:type="dxa"/>
+            <w:vAlign w:val="center"/>
+          </w:tcPr>
+          <w:p>
+            <w:pPr>
+              <w:jc w:val="center"/>
               <w:cnfStyle w:val="000000100000" w:firstRow="0" w:lastRow="0" w:firstColumn="0" w:lastColumn="0" w:oddVBand="0" w:evenVBand="0" w:oddHBand="1" w:evenHBand="0" w:firstRowFirstColumn="0" w:firstRowLastColumn="0" w:lastRowFirstColumn="0" w:lastRowLastColumn="0"/>
               <w:rPr>
-                <w:rtl/>
-              </w:rPr>
-            </w:pPr>
-            <w:r>
+                <w:sz w:val="28"/>
+                <w:rtl/>
+              </w:rPr>
+            </w:pPr>
+            <w:r>
+              <w:rPr>
+                <w:sz w:val="28"/>
+              </w:rPr>
               <w:t>7</w:t>
             </w:r>
           </w:p>
         </w:tc>
       </w:tr>
       <w:tr>
+        <w:trPr>
+          <w:trHeight w:val="567"/>
+        </w:trPr>
         <w:tc>
           <w:tcPr>
             <w:cnfStyle w:val="001000000000" w:firstRow="0" w:lastRow="0" w:firstColumn="1" w:lastColumn="0" w:oddVBand="0" w:evenVBand="0" w:oddHBand="0" w:evenHBand="0" w:firstRowFirstColumn="0" w:firstRowLastColumn="0" w:lastRowFirstColumn="0" w:lastRowLastColumn="0"/>
-            <w:tcW w:w="5148" w:type="dxa"/>
+            <w:tcW w:w="5529" w:type="dxa"/>
+            <w:vAlign w:val="center"/>
             <w:hideMark/>
           </w:tcPr>
           <w:p>
-            <w:r>
-              <w:rPr>
-                <w:rtl/>
-              </w:rPr>
-              <w:t>جدول/کارت تسک‌ها، فیلتر (تاریخ، وضعیت)، جستجو، دکمه افزودن، دکمه ویرایش، دکمه حذف، تغییر وضعیت انجام</w:t>
-            </w:r>
-          </w:p>
-        </w:tc>
-        <w:tc>
-          <w:tcPr>
-            <w:tcW w:w="3352" w:type="dxa"/>
-          </w:tcPr>
-          <w:p>
-            <w:pPr>
+            <w:pPr>
+              <w:pStyle w:val="ListParagraph"/>
+              <w:numPr>
+                <w:ilvl w:val="0"/>
+                <w:numId w:val="4"/>
+              </w:numPr>
+              <w:rPr>
+                <w:b w:val="0"/>
+                <w:bCs w:val="0"/>
+                <w:sz w:val="28"/>
+                <w:rtl/>
+              </w:rPr>
+            </w:pPr>
+            <w:r>
+              <w:rPr>
+                <w:b w:val="0"/>
+                <w:bCs w:val="0"/>
+                <w:sz w:val="28"/>
+                <w:rtl/>
+              </w:rPr>
+              <w:t>جدول/کارت تسک‌ها</w:t>
+            </w:r>
+          </w:p>
+          <w:p>
+            <w:pPr>
+              <w:pStyle w:val="ListParagraph"/>
+              <w:numPr>
+                <w:ilvl w:val="0"/>
+                <w:numId w:val="4"/>
+              </w:numPr>
+              <w:rPr>
+                <w:b w:val="0"/>
+                <w:bCs w:val="0"/>
+                <w:sz w:val="28"/>
+                <w:rtl/>
+              </w:rPr>
+            </w:pPr>
+            <w:r>
+              <w:rPr>
+                <w:b w:val="0"/>
+                <w:bCs w:val="0"/>
+                <w:sz w:val="28"/>
+                <w:rtl/>
+              </w:rPr>
+              <w:t>فیلتر (تاریخ، وضعیت)</w:t>
+            </w:r>
+          </w:p>
+          <w:p>
+            <w:pPr>
+              <w:pStyle w:val="ListParagraph"/>
+              <w:numPr>
+                <w:ilvl w:val="0"/>
+                <w:numId w:val="4"/>
+              </w:numPr>
+              <w:rPr>
+                <w:b w:val="0"/>
+                <w:bCs w:val="0"/>
+                <w:sz w:val="28"/>
+                <w:rtl/>
+              </w:rPr>
+            </w:pPr>
+            <w:r>
+              <w:rPr>
+                <w:b w:val="0"/>
+                <w:bCs w:val="0"/>
+                <w:sz w:val="28"/>
+                <w:rtl/>
+              </w:rPr>
+              <w:t>جستجو</w:t>
+            </w:r>
+          </w:p>
+          <w:p>
+            <w:pPr>
+              <w:pStyle w:val="ListParagraph"/>
+              <w:numPr>
+                <w:ilvl w:val="0"/>
+                <w:numId w:val="4"/>
+              </w:numPr>
+              <w:rPr>
+                <w:b w:val="0"/>
+                <w:bCs w:val="0"/>
+                <w:sz w:val="28"/>
+                <w:rtl/>
+              </w:rPr>
+            </w:pPr>
+            <w:r>
+              <w:rPr>
+                <w:b w:val="0"/>
+                <w:bCs w:val="0"/>
+                <w:sz w:val="28"/>
+                <w:rtl/>
+              </w:rPr>
+              <w:t>دکمه افزودن</w:t>
+            </w:r>
+          </w:p>
+          <w:p>
+            <w:pPr>
+              <w:pStyle w:val="ListParagraph"/>
+              <w:numPr>
+                <w:ilvl w:val="0"/>
+                <w:numId w:val="4"/>
+              </w:numPr>
+              <w:rPr>
+                <w:b w:val="0"/>
+                <w:bCs w:val="0"/>
+                <w:sz w:val="28"/>
+                <w:rtl/>
+              </w:rPr>
+            </w:pPr>
+            <w:r>
+              <w:rPr>
+                <w:b w:val="0"/>
+                <w:bCs w:val="0"/>
+                <w:sz w:val="28"/>
+                <w:rtl/>
+              </w:rPr>
+              <w:t>دکمه ویرای</w:t>
+            </w:r>
+            <w:r>
+              <w:rPr>
+                <w:rFonts w:hint="cs"/>
+                <w:b w:val="0"/>
+                <w:bCs w:val="0"/>
+                <w:sz w:val="28"/>
+                <w:rtl/>
+              </w:rPr>
+              <w:t>ش هر تسک</w:t>
+            </w:r>
+          </w:p>
+          <w:p>
+            <w:pPr>
+              <w:pStyle w:val="ListParagraph"/>
+              <w:numPr>
+                <w:ilvl w:val="0"/>
+                <w:numId w:val="4"/>
+              </w:numPr>
+              <w:rPr>
+                <w:b w:val="0"/>
+                <w:bCs w:val="0"/>
+                <w:sz w:val="28"/>
+                <w:rtl/>
+              </w:rPr>
+            </w:pPr>
+            <w:r>
+              <w:rPr>
+                <w:b w:val="0"/>
+                <w:bCs w:val="0"/>
+                <w:sz w:val="28"/>
+                <w:rtl/>
+              </w:rPr>
+              <w:t>دکمه حذ</w:t>
+            </w:r>
+            <w:r>
+              <w:rPr>
+                <w:rFonts w:hint="cs"/>
+                <w:b w:val="0"/>
+                <w:bCs w:val="0"/>
+                <w:sz w:val="28"/>
+                <w:rtl/>
+              </w:rPr>
+              <w:t>ف هر تسک</w:t>
+            </w:r>
+          </w:p>
+          <w:p>
+            <w:pPr>
+              <w:pStyle w:val="ListParagraph"/>
+              <w:numPr>
+                <w:ilvl w:val="0"/>
+                <w:numId w:val="4"/>
+              </w:numPr>
+              <w:rPr>
+                <w:sz w:val="28"/>
+              </w:rPr>
+            </w:pPr>
+            <w:r>
+              <w:rPr>
+                <w:b w:val="0"/>
+                <w:bCs w:val="0"/>
+                <w:sz w:val="28"/>
+                <w:rtl/>
+              </w:rPr>
+              <w:lastRenderedPageBreak/>
+              <w:t>تغییر وضعیت انجام</w:t>
+            </w:r>
+          </w:p>
+        </w:tc>
+        <w:tc>
+          <w:tcPr>
+            <w:tcW w:w="3686" w:type="dxa"/>
+            <w:vAlign w:val="center"/>
+          </w:tcPr>
+          <w:p>
+            <w:pPr>
+              <w:jc w:val="center"/>
               <w:cnfStyle w:val="000000000000" w:firstRow="0" w:lastRow="0" w:firstColumn="0" w:lastColumn="0" w:oddVBand="0" w:evenVBand="0" w:oddHBand="0" w:evenHBand="0" w:firstRowFirstColumn="0" w:firstRowLastColumn="0" w:lastRowFirstColumn="0" w:lastRowLastColumn="0"/>
-            </w:pPr>
-            <w:r>
-              <w:rPr>
-                <w:rtl/>
-              </w:rPr>
+              <w:rPr>
+                <w:sz w:val="28"/>
+              </w:rPr>
+            </w:pPr>
+            <w:r>
+              <w:rPr>
+                <w:sz w:val="28"/>
+                <w:rtl/>
+              </w:rPr>
+              <w:lastRenderedPageBreak/>
               <w:t>لیست تسک‌ها</w:t>
             </w:r>
             <w:r>
+              <w:rPr>
+                <w:sz w:val="28"/>
+              </w:rPr>
               <w:t xml:space="preserve"> (Tasks List)</w:t>
             </w:r>
           </w:p>
         </w:tc>
         <w:tc>
           <w:tcPr>
-            <w:tcW w:w="851" w:type="dxa"/>
-          </w:tcPr>
-          <w:p>
-            <w:pPr>
+            <w:tcW w:w="850" w:type="dxa"/>
+            <w:vAlign w:val="center"/>
+          </w:tcPr>
+          <w:p>
+            <w:pPr>
+              <w:jc w:val="center"/>
               <w:cnfStyle w:val="000000000000" w:firstRow="0" w:lastRow="0" w:firstColumn="0" w:lastColumn="0" w:oddVBand="0" w:evenVBand="0" w:oddHBand="0" w:evenHBand="0" w:firstRowFirstColumn="0" w:firstRowLastColumn="0" w:lastRowFirstColumn="0" w:lastRowLastColumn="0"/>
               <w:rPr>
-                <w:rtl/>
-              </w:rPr>
-            </w:pPr>
-            <w:r>
+                <w:sz w:val="28"/>
+                <w:rtl/>
+              </w:rPr>
+            </w:pPr>
+            <w:r>
+              <w:rPr>
+                <w:sz w:val="28"/>
+              </w:rPr>
               <w:t>8</w:t>
             </w:r>
           </w:p>
@@ -742,105 +1480,646 @@
       <w:tr>
         <w:trPr>
           <w:cnfStyle w:val="000000100000" w:firstRow="0" w:lastRow="0" w:firstColumn="0" w:lastColumn="0" w:oddVBand="0" w:evenVBand="0" w:oddHBand="1" w:evenHBand="0" w:firstRowFirstColumn="0" w:firstRowLastColumn="0" w:lastRowFirstColumn="0" w:lastRowLastColumn="0"/>
+          <w:trHeight w:val="567"/>
         </w:trPr>
         <w:tc>
           <w:tcPr>
             <w:cnfStyle w:val="001000000000" w:firstRow="0" w:lastRow="0" w:firstColumn="1" w:lastColumn="0" w:oddVBand="0" w:evenVBand="0" w:oddHBand="0" w:evenHBand="0" w:firstRowFirstColumn="0" w:firstRowLastColumn="0" w:lastRowFirstColumn="0" w:lastRowLastColumn="0"/>
-            <w:tcW w:w="5148" w:type="dxa"/>
+            <w:tcW w:w="5529" w:type="dxa"/>
+            <w:vAlign w:val="center"/>
             <w:hideMark/>
           </w:tcPr>
           <w:p>
-            <w:r>
-              <w:rPr>
-                <w:rtl/>
-              </w:rPr>
-              <w:t>فرم ایجاد (عنوان، توضیح، تاریخ انجام، مهلت، نوع یادآوری، وضعیت)، دکمه ذخیره، اعتبارسنجی</w:t>
-            </w:r>
-          </w:p>
-        </w:tc>
-        <w:tc>
-          <w:tcPr>
-            <w:tcW w:w="3352" w:type="dxa"/>
-          </w:tcPr>
-          <w:p>
-            <w:pPr>
+            <w:pPr>
+              <w:pStyle w:val="ListParagraph"/>
+              <w:numPr>
+                <w:ilvl w:val="0"/>
+                <w:numId w:val="5"/>
+              </w:numPr>
+              <w:rPr>
+                <w:b w:val="0"/>
+                <w:bCs w:val="0"/>
+                <w:sz w:val="28"/>
+                <w:rtl/>
+              </w:rPr>
+            </w:pPr>
+            <w:r>
+              <w:rPr>
+                <w:b w:val="0"/>
+                <w:bCs w:val="0"/>
+                <w:sz w:val="28"/>
+                <w:rtl/>
+              </w:rPr>
+              <w:t xml:space="preserve">فرم ایجاد </w:t>
+            </w:r>
+          </w:p>
+          <w:p>
+            <w:pPr>
+              <w:pStyle w:val="ListParagraph"/>
+              <w:rPr>
+                <w:sz w:val="28"/>
+                <w:rtl/>
+              </w:rPr>
+            </w:pPr>
+            <w:r>
+              <w:rPr>
+                <w:b w:val="0"/>
+                <w:bCs w:val="0"/>
+                <w:sz w:val="28"/>
+                <w:rtl/>
+              </w:rPr>
+              <w:t>(عنوان،</w:t>
+            </w:r>
+          </w:p>
+          <w:p>
+            <w:pPr>
+              <w:pStyle w:val="ListParagraph"/>
+              <w:rPr>
+                <w:sz w:val="28"/>
+                <w:rtl/>
+              </w:rPr>
+            </w:pPr>
+            <w:r>
+              <w:rPr>
+                <w:b w:val="0"/>
+                <w:bCs w:val="0"/>
+                <w:sz w:val="28"/>
+                <w:rtl/>
+              </w:rPr>
+              <w:t xml:space="preserve"> توضی</w:t>
+            </w:r>
+            <w:r>
+              <w:rPr>
+                <w:rFonts w:hint="cs"/>
+                <w:b w:val="0"/>
+                <w:bCs w:val="0"/>
+                <w:sz w:val="28"/>
+                <w:rtl/>
+              </w:rPr>
+              <w:t>ح</w:t>
+            </w:r>
+          </w:p>
+          <w:p>
+            <w:pPr>
+              <w:pStyle w:val="ListParagraph"/>
+              <w:rPr>
+                <w:rFonts w:cs="Calibri"/>
+                <w:b w:val="0"/>
+                <w:bCs w:val="0"/>
+                <w:sz w:val="28"/>
+                <w:rtl/>
+              </w:rPr>
+            </w:pPr>
+            <w:r>
+              <w:rPr>
+                <w:rFonts w:hint="cs"/>
+                <w:b w:val="0"/>
+                <w:bCs w:val="0"/>
+                <w:sz w:val="28"/>
+                <w:rtl/>
+              </w:rPr>
+              <w:t>چک باکس داشتن موعد</w:t>
+            </w:r>
+          </w:p>
+          <w:p>
+            <w:pPr>
+              <w:pStyle w:val="ListParagraph"/>
+              <w:rPr>
+                <w:sz w:val="28"/>
+                <w:rtl/>
+              </w:rPr>
+            </w:pPr>
+            <w:r>
+              <w:rPr>
+                <w:rFonts w:hint="cs"/>
+                <w:b w:val="0"/>
+                <w:bCs w:val="0"/>
+                <w:sz w:val="28"/>
+                <w:rtl/>
+              </w:rPr>
+              <w:t>باکس انتخاب موعد</w:t>
+            </w:r>
+            <w:r>
+              <w:rPr>
+                <w:b w:val="0"/>
+                <w:bCs w:val="0"/>
+                <w:sz w:val="28"/>
+                <w:rtl/>
+              </w:rPr>
+              <w:t xml:space="preserve">، </w:t>
+            </w:r>
+          </w:p>
+          <w:p>
+            <w:pPr>
+              <w:pStyle w:val="ListParagraph"/>
+              <w:rPr>
+                <w:sz w:val="28"/>
+                <w:rtl/>
+              </w:rPr>
+            </w:pPr>
+            <w:r>
+              <w:rPr>
+                <w:rFonts w:hint="cs"/>
+                <w:b w:val="0"/>
+                <w:bCs w:val="0"/>
+                <w:sz w:val="28"/>
+                <w:rtl/>
+              </w:rPr>
+              <w:t xml:space="preserve">چک باکس داشتن مهلت، </w:t>
+            </w:r>
+          </w:p>
+          <w:p>
+            <w:pPr>
+              <w:pStyle w:val="ListParagraph"/>
+              <w:rPr>
+                <w:sz w:val="28"/>
+                <w:rtl/>
+              </w:rPr>
+            </w:pPr>
+            <w:r>
+              <w:rPr>
+                <w:b w:val="0"/>
+                <w:bCs w:val="0"/>
+                <w:sz w:val="28"/>
+                <w:rtl/>
+              </w:rPr>
+              <w:t>مهلت،</w:t>
+            </w:r>
+          </w:p>
+          <w:p>
+            <w:pPr>
+              <w:pStyle w:val="ListParagraph"/>
+              <w:rPr>
+                <w:sz w:val="28"/>
+                <w:rtl/>
+              </w:rPr>
+            </w:pPr>
+            <w:r>
+              <w:rPr>
+                <w:b w:val="0"/>
+                <w:bCs w:val="0"/>
+                <w:sz w:val="28"/>
+                <w:rtl/>
+              </w:rPr>
+              <w:t xml:space="preserve"> نوع یادآوری)،</w:t>
+            </w:r>
+          </w:p>
+          <w:p>
+            <w:pPr>
+              <w:pStyle w:val="ListParagraph"/>
+              <w:numPr>
+                <w:ilvl w:val="0"/>
+                <w:numId w:val="5"/>
+              </w:numPr>
+              <w:rPr>
+                <w:b w:val="0"/>
+                <w:bCs w:val="0"/>
+                <w:sz w:val="28"/>
+                <w:rtl/>
+              </w:rPr>
+            </w:pPr>
+            <w:r>
+              <w:rPr>
+                <w:rFonts w:hint="cs"/>
+                <w:b w:val="0"/>
+                <w:bCs w:val="0"/>
+                <w:sz w:val="28"/>
+                <w:rtl/>
+              </w:rPr>
+              <w:t>قابلیت اضافه کردن زیرتسک</w:t>
+            </w:r>
+          </w:p>
+          <w:p>
+            <w:pPr>
+              <w:pStyle w:val="ListParagraph"/>
+              <w:numPr>
+                <w:ilvl w:val="0"/>
+                <w:numId w:val="5"/>
+              </w:numPr>
+              <w:rPr>
+                <w:b w:val="0"/>
+                <w:bCs w:val="0"/>
+                <w:sz w:val="28"/>
+                <w:rtl/>
+              </w:rPr>
+            </w:pPr>
+            <w:r>
+              <w:rPr>
+                <w:b w:val="0"/>
+                <w:bCs w:val="0"/>
+                <w:sz w:val="28"/>
+                <w:rtl/>
+              </w:rPr>
+              <w:t xml:space="preserve">دکمه ذخیره، </w:t>
+            </w:r>
+          </w:p>
+          <w:p>
+            <w:pPr>
+              <w:pStyle w:val="ListParagraph"/>
+              <w:numPr>
+                <w:ilvl w:val="0"/>
+                <w:numId w:val="5"/>
+              </w:numPr>
+              <w:rPr>
+                <w:sz w:val="28"/>
+              </w:rPr>
+            </w:pPr>
+            <w:r>
+              <w:rPr>
+                <w:rFonts w:hint="cs"/>
+                <w:b w:val="0"/>
+                <w:bCs w:val="0"/>
+                <w:sz w:val="28"/>
+                <w:rtl/>
+              </w:rPr>
+              <w:t>نمایش ارورها</w:t>
+            </w:r>
+          </w:p>
+        </w:tc>
+        <w:tc>
+          <w:tcPr>
+            <w:tcW w:w="3686" w:type="dxa"/>
+            <w:vAlign w:val="center"/>
+          </w:tcPr>
+          <w:p>
+            <w:pPr>
+              <w:jc w:val="center"/>
               <w:cnfStyle w:val="000000100000" w:firstRow="0" w:lastRow="0" w:firstColumn="0" w:lastColumn="0" w:oddVBand="0" w:evenVBand="0" w:oddHBand="1" w:evenHBand="0" w:firstRowFirstColumn="0" w:firstRowLastColumn="0" w:lastRowFirstColumn="0" w:lastRowLastColumn="0"/>
-            </w:pPr>
-            <w:r>
-              <w:rPr>
+              <w:rPr>
+                <w:sz w:val="28"/>
+              </w:rPr>
+            </w:pPr>
+            <w:r>
+              <w:rPr>
+                <w:sz w:val="28"/>
                 <w:rtl/>
               </w:rPr>
               <w:t>ساخت تسک</w:t>
             </w:r>
             <w:r>
+              <w:rPr>
+                <w:sz w:val="28"/>
+              </w:rPr>
               <w:t xml:space="preserve"> (Create Task)</w:t>
             </w:r>
           </w:p>
         </w:tc>
         <w:tc>
           <w:tcPr>
-            <w:tcW w:w="851" w:type="dxa"/>
-          </w:tcPr>
-          <w:p>
-            <w:pPr>
+            <w:tcW w:w="850" w:type="dxa"/>
+            <w:vAlign w:val="center"/>
+          </w:tcPr>
+          <w:p>
+            <w:pPr>
+              <w:jc w:val="center"/>
               <w:cnfStyle w:val="000000100000" w:firstRow="0" w:lastRow="0" w:firstColumn="0" w:lastColumn="0" w:oddVBand="0" w:evenVBand="0" w:oddHBand="1" w:evenHBand="0" w:firstRowFirstColumn="0" w:firstRowLastColumn="0" w:lastRowFirstColumn="0" w:lastRowLastColumn="0"/>
               <w:rPr>
-                <w:rtl/>
-              </w:rPr>
-            </w:pPr>
-            <w:r>
+                <w:sz w:val="28"/>
+                <w:rtl/>
+              </w:rPr>
+            </w:pPr>
+            <w:r>
+              <w:rPr>
+                <w:sz w:val="28"/>
+              </w:rPr>
               <w:t>9</w:t>
             </w:r>
           </w:p>
         </w:tc>
       </w:tr>
       <w:tr>
+        <w:trPr>
+          <w:trHeight w:val="567"/>
+        </w:trPr>
         <w:tc>
           <w:tcPr>
             <w:cnfStyle w:val="001000000000" w:firstRow="0" w:lastRow="0" w:firstColumn="1" w:lastColumn="0" w:oddVBand="0" w:evenVBand="0" w:oddHBand="0" w:evenHBand="0" w:firstRowFirstColumn="0" w:firstRowLastColumn="0" w:lastRowFirstColumn="0" w:lastRowLastColumn="0"/>
-            <w:tcW w:w="5148" w:type="dxa"/>
+            <w:tcW w:w="5529" w:type="dxa"/>
+            <w:vAlign w:val="center"/>
             <w:hideMark/>
           </w:tcPr>
           <w:p>
-            <w:r>
-              <w:rPr>
+            <w:pPr>
+              <w:jc w:val="center"/>
+              <w:rPr>
+                <w:sz w:val="28"/>
+                <w:rtl/>
+              </w:rPr>
+            </w:pPr>
+            <w:r>
+              <w:rPr>
+                <w:b w:val="0"/>
+                <w:bCs w:val="0"/>
+                <w:sz w:val="28"/>
                 <w:rtl/>
               </w:rPr>
               <w:t>فرم ویرایش با داده‌های قبلی، دکمه ذخیره تغییرات، دکمه حذف، نمایش زیرتسک‌ها</w:t>
             </w:r>
           </w:p>
-        </w:tc>
-        <w:tc>
-          <w:tcPr>
-            <w:tcW w:w="3352" w:type="dxa"/>
-          </w:tcPr>
-          <w:p>
-            <w:pPr>
+          <w:p>
+            <w:pPr>
+              <w:pStyle w:val="ListParagraph"/>
+              <w:numPr>
+                <w:ilvl w:val="0"/>
+                <w:numId w:val="7"/>
+              </w:numPr>
+              <w:rPr>
+                <w:b w:val="0"/>
+                <w:bCs w:val="0"/>
+                <w:sz w:val="28"/>
+                <w:rtl/>
+              </w:rPr>
+            </w:pPr>
+            <w:r>
+              <w:rPr>
+                <w:b w:val="0"/>
+                <w:bCs w:val="0"/>
+                <w:sz w:val="28"/>
+                <w:rtl/>
+              </w:rPr>
+              <w:t>فرم ویرایش با داده‌های قبلی،</w:t>
+            </w:r>
+          </w:p>
+          <w:p>
+            <w:pPr>
+              <w:pStyle w:val="ListParagraph"/>
+              <w:rPr>
+                <w:sz w:val="28"/>
+                <w:rtl/>
+              </w:rPr>
+            </w:pPr>
+            <w:r>
+              <w:rPr>
+                <w:b w:val="0"/>
+                <w:bCs w:val="0"/>
+                <w:sz w:val="28"/>
+                <w:rtl/>
+              </w:rPr>
+              <w:t>(عنوان،</w:t>
+            </w:r>
+          </w:p>
+          <w:p>
+            <w:pPr>
+              <w:pStyle w:val="ListParagraph"/>
+              <w:rPr>
+                <w:sz w:val="28"/>
+                <w:rtl/>
+              </w:rPr>
+            </w:pPr>
+            <w:r>
+              <w:rPr>
+                <w:b w:val="0"/>
+                <w:bCs w:val="0"/>
+                <w:sz w:val="28"/>
+                <w:rtl/>
+              </w:rPr>
+              <w:t xml:space="preserve"> توضی</w:t>
+            </w:r>
+            <w:r>
+              <w:rPr>
+                <w:rFonts w:hint="cs"/>
+                <w:b w:val="0"/>
+                <w:bCs w:val="0"/>
+                <w:sz w:val="28"/>
+                <w:rtl/>
+              </w:rPr>
+              <w:t>ح</w:t>
+            </w:r>
+          </w:p>
+          <w:p>
+            <w:pPr>
+              <w:pStyle w:val="ListParagraph"/>
+              <w:rPr>
+                <w:rFonts w:cs="Calibri"/>
+                <w:b w:val="0"/>
+                <w:bCs w:val="0"/>
+                <w:sz w:val="28"/>
+                <w:rtl/>
+              </w:rPr>
+            </w:pPr>
+            <w:r>
+              <w:rPr>
+                <w:rFonts w:hint="cs"/>
+                <w:b w:val="0"/>
+                <w:bCs w:val="0"/>
+                <w:sz w:val="28"/>
+                <w:rtl/>
+              </w:rPr>
+              <w:t>چک باکس داشتن موعد</w:t>
+            </w:r>
+          </w:p>
+          <w:p>
+            <w:pPr>
+              <w:pStyle w:val="ListParagraph"/>
+              <w:rPr>
+                <w:sz w:val="28"/>
+                <w:rtl/>
+              </w:rPr>
+            </w:pPr>
+            <w:r>
+              <w:rPr>
+                <w:rFonts w:hint="cs"/>
+                <w:b w:val="0"/>
+                <w:bCs w:val="0"/>
+                <w:sz w:val="28"/>
+                <w:rtl/>
+              </w:rPr>
+              <w:t>باکس انتخاب موعد</w:t>
+            </w:r>
+            <w:r>
+              <w:rPr>
+                <w:b w:val="0"/>
+                <w:bCs w:val="0"/>
+                <w:sz w:val="28"/>
+                <w:rtl/>
+              </w:rPr>
+              <w:t xml:space="preserve">، </w:t>
+            </w:r>
+          </w:p>
+          <w:p>
+            <w:pPr>
+              <w:pStyle w:val="ListParagraph"/>
+              <w:rPr>
+                <w:sz w:val="28"/>
+                <w:rtl/>
+              </w:rPr>
+            </w:pPr>
+            <w:r>
+              <w:rPr>
+                <w:rFonts w:hint="cs"/>
+                <w:b w:val="0"/>
+                <w:bCs w:val="0"/>
+                <w:sz w:val="28"/>
+                <w:rtl/>
+              </w:rPr>
+              <w:t xml:space="preserve">چک باکس داشتن مهلت، </w:t>
+            </w:r>
+          </w:p>
+          <w:p>
+            <w:pPr>
+              <w:pStyle w:val="ListParagraph"/>
+              <w:rPr>
+                <w:sz w:val="28"/>
+                <w:rtl/>
+              </w:rPr>
+            </w:pPr>
+            <w:r>
+              <w:rPr>
+                <w:b w:val="0"/>
+                <w:bCs w:val="0"/>
+                <w:sz w:val="28"/>
+                <w:rtl/>
+              </w:rPr>
+              <w:t>مهلت،</w:t>
+            </w:r>
+          </w:p>
+          <w:p>
+            <w:pPr>
+              <w:pStyle w:val="ListParagraph"/>
+              <w:rPr>
+                <w:sz w:val="28"/>
+                <w:rtl/>
+              </w:rPr>
+            </w:pPr>
+            <w:r>
+              <w:rPr>
+                <w:b w:val="0"/>
+                <w:bCs w:val="0"/>
+                <w:sz w:val="28"/>
+                <w:rtl/>
+              </w:rPr>
+              <w:t xml:space="preserve"> نوع یادآوری)،</w:t>
+            </w:r>
+          </w:p>
+          <w:p>
+            <w:pPr>
+              <w:pStyle w:val="ListParagraph"/>
+              <w:numPr>
+                <w:ilvl w:val="0"/>
+                <w:numId w:val="7"/>
+              </w:numPr>
+              <w:rPr>
+                <w:b w:val="0"/>
+                <w:bCs w:val="0"/>
+                <w:sz w:val="28"/>
+                <w:rtl/>
+              </w:rPr>
+            </w:pPr>
+            <w:r>
+              <w:rPr>
+                <w:rFonts w:hint="cs"/>
+                <w:b w:val="0"/>
+                <w:bCs w:val="0"/>
+                <w:sz w:val="28"/>
+                <w:rtl/>
+              </w:rPr>
+              <w:t>قابلیت اضافه کردن زیرتسک</w:t>
+            </w:r>
+          </w:p>
+          <w:p>
+            <w:pPr>
+              <w:pStyle w:val="ListParagraph"/>
+              <w:numPr>
+                <w:ilvl w:val="0"/>
+                <w:numId w:val="7"/>
+              </w:numPr>
+              <w:rPr>
+                <w:b w:val="0"/>
+                <w:bCs w:val="0"/>
+                <w:sz w:val="28"/>
+              </w:rPr>
+            </w:pPr>
+            <w:r>
+              <w:rPr>
+                <w:b w:val="0"/>
+                <w:bCs w:val="0"/>
+                <w:sz w:val="28"/>
+                <w:rtl/>
+              </w:rPr>
+              <w:t>دکمه ذخیره تغییرات</w:t>
+            </w:r>
+            <w:r>
+              <w:rPr>
+                <w:rFonts w:hint="cs"/>
+                <w:b w:val="0"/>
+                <w:bCs w:val="0"/>
+                <w:sz w:val="28"/>
+                <w:rtl/>
+              </w:rPr>
+              <w:t xml:space="preserve"> </w:t>
+            </w:r>
+          </w:p>
+          <w:p>
+            <w:pPr>
+              <w:pStyle w:val="ListParagraph"/>
+              <w:numPr>
+                <w:ilvl w:val="0"/>
+                <w:numId w:val="7"/>
+              </w:numPr>
+              <w:rPr>
+                <w:b w:val="0"/>
+                <w:bCs w:val="0"/>
+                <w:sz w:val="28"/>
+              </w:rPr>
+            </w:pPr>
+            <w:r>
+              <w:rPr>
+                <w:rFonts w:hint="cs"/>
+                <w:b w:val="0"/>
+                <w:bCs w:val="0"/>
+                <w:sz w:val="28"/>
+                <w:rtl/>
+              </w:rPr>
+              <w:t>نمایش ارورها</w:t>
+            </w:r>
+          </w:p>
+        </w:tc>
+        <w:tc>
+          <w:tcPr>
+            <w:tcW w:w="3686" w:type="dxa"/>
+            <w:vAlign w:val="center"/>
+          </w:tcPr>
+          <w:p>
+            <w:pPr>
+              <w:jc w:val="center"/>
               <w:cnfStyle w:val="000000000000" w:firstRow="0" w:lastRow="0" w:firstColumn="0" w:lastColumn="0" w:oddVBand="0" w:evenVBand="0" w:oddHBand="0" w:evenHBand="0" w:firstRowFirstColumn="0" w:firstRowLastColumn="0" w:lastRowFirstColumn="0" w:lastRowLastColumn="0"/>
-            </w:pPr>
-            <w:r>
-              <w:rPr>
+              <w:rPr>
+                <w:sz w:val="28"/>
+              </w:rPr>
+            </w:pPr>
+            <w:r>
+              <w:rPr>
+                <w:sz w:val="28"/>
                 <w:rtl/>
               </w:rPr>
               <w:t>ویرایش تسک</w:t>
             </w:r>
             <w:r>
+              <w:rPr>
+                <w:sz w:val="28"/>
+              </w:rPr>
               <w:t xml:space="preserve"> (Edit Task)</w:t>
             </w:r>
           </w:p>
         </w:tc>
         <w:tc>
           <w:tcPr>
-            <w:tcW w:w="851" w:type="dxa"/>
-          </w:tcPr>
-          <w:p>
-            <w:pPr>
+            <w:tcW w:w="850" w:type="dxa"/>
+            <w:vAlign w:val="center"/>
+          </w:tcPr>
+          <w:p>
+            <w:pPr>
+              <w:jc w:val="center"/>
               <w:cnfStyle w:val="000000000000" w:firstRow="0" w:lastRow="0" w:firstColumn="0" w:lastColumn="0" w:oddVBand="0" w:evenVBand="0" w:oddHBand="0" w:evenHBand="0" w:firstRowFirstColumn="0" w:firstRowLastColumn="0" w:lastRowFirstColumn="0" w:lastRowLastColumn="0"/>
               <w:rPr>
-                <w:rtl/>
-              </w:rPr>
-            </w:pPr>
-            <w:r>
+                <w:sz w:val="28"/>
+                <w:rtl/>
+              </w:rPr>
+            </w:pPr>
+            <w:r>
+              <w:rPr>
+                <w:sz w:val="28"/>
+              </w:rPr>
               <w:t>10</w:t>
             </w:r>
           </w:p>
@@ -849,106 +2128,311 @@
       <w:tr>
         <w:trPr>
           <w:cnfStyle w:val="000000100000" w:firstRow="0" w:lastRow="0" w:firstColumn="0" w:lastColumn="0" w:oddVBand="0" w:evenVBand="0" w:oddHBand="1" w:evenHBand="0" w:firstRowFirstColumn="0" w:firstRowLastColumn="0" w:lastRowFirstColumn="0" w:lastRowLastColumn="0"/>
+          <w:trHeight w:val="567"/>
         </w:trPr>
         <w:tc>
           <w:tcPr>
             <w:cnfStyle w:val="001000000000" w:firstRow="0" w:lastRow="0" w:firstColumn="1" w:lastColumn="0" w:oddVBand="0" w:evenVBand="0" w:oddHBand="0" w:evenHBand="0" w:firstRowFirstColumn="0" w:firstRowLastColumn="0" w:lastRowFirstColumn="0" w:lastRowLastColumn="0"/>
-            <w:tcW w:w="5148" w:type="dxa"/>
+            <w:tcW w:w="5529" w:type="dxa"/>
+            <w:vAlign w:val="center"/>
             <w:hideMark/>
           </w:tcPr>
           <w:p>
-            <w:r>
-              <w:rPr>
-                <w:rtl/>
-              </w:rPr>
-              <w:t>عنوان، توضیح، زیرتسک‌ها، وضعیت، تاریخ‌ها، دکمه‌ها (انجام، ویرایش، حذف)، آمار درصد پیشرفت</w:t>
-            </w:r>
-          </w:p>
-        </w:tc>
-        <w:tc>
-          <w:tcPr>
-            <w:tcW w:w="3352" w:type="dxa"/>
-          </w:tcPr>
-          <w:p>
-            <w:pPr>
+            <w:pPr>
+              <w:pStyle w:val="ListParagraph"/>
+              <w:numPr>
+                <w:ilvl w:val="0"/>
+                <w:numId w:val="8"/>
+              </w:numPr>
+              <w:rPr>
+                <w:b w:val="0"/>
+                <w:bCs w:val="0"/>
+                <w:sz w:val="28"/>
+                <w:rtl/>
+              </w:rPr>
+            </w:pPr>
+            <w:r>
+              <w:rPr>
+                <w:b w:val="0"/>
+                <w:bCs w:val="0"/>
+                <w:sz w:val="28"/>
+                <w:rtl/>
+              </w:rPr>
+              <w:t xml:space="preserve">عنوان، </w:t>
+            </w:r>
+          </w:p>
+          <w:p>
+            <w:pPr>
+              <w:pStyle w:val="ListParagraph"/>
+              <w:numPr>
+                <w:ilvl w:val="0"/>
+                <w:numId w:val="8"/>
+              </w:numPr>
+              <w:rPr>
+                <w:b w:val="0"/>
+                <w:bCs w:val="0"/>
+                <w:sz w:val="28"/>
+                <w:rtl/>
+              </w:rPr>
+            </w:pPr>
+            <w:r>
+              <w:rPr>
+                <w:b w:val="0"/>
+                <w:bCs w:val="0"/>
+                <w:sz w:val="28"/>
+                <w:rtl/>
+              </w:rPr>
+              <w:t xml:space="preserve">توضیح، </w:t>
+            </w:r>
+          </w:p>
+          <w:p>
+            <w:pPr>
+              <w:pStyle w:val="ListParagraph"/>
+              <w:numPr>
+                <w:ilvl w:val="0"/>
+                <w:numId w:val="8"/>
+              </w:numPr>
+              <w:rPr>
+                <w:b w:val="0"/>
+                <w:bCs w:val="0"/>
+                <w:sz w:val="28"/>
+                <w:rtl/>
+              </w:rPr>
+            </w:pPr>
+            <w:r>
+              <w:rPr>
+                <w:b w:val="0"/>
+                <w:bCs w:val="0"/>
+                <w:sz w:val="28"/>
+                <w:rtl/>
+              </w:rPr>
+              <w:t xml:space="preserve">زیرتسک‌ها، </w:t>
+            </w:r>
+          </w:p>
+          <w:p>
+            <w:pPr>
+              <w:pStyle w:val="ListParagraph"/>
+              <w:numPr>
+                <w:ilvl w:val="0"/>
+                <w:numId w:val="8"/>
+              </w:numPr>
+              <w:rPr>
+                <w:b w:val="0"/>
+                <w:bCs w:val="0"/>
+                <w:sz w:val="28"/>
+                <w:rtl/>
+              </w:rPr>
+            </w:pPr>
+            <w:r>
+              <w:rPr>
+                <w:b w:val="0"/>
+                <w:bCs w:val="0"/>
+                <w:sz w:val="28"/>
+                <w:rtl/>
+              </w:rPr>
+              <w:t xml:space="preserve">وضعیت، </w:t>
+            </w:r>
+          </w:p>
+          <w:p>
+            <w:pPr>
+              <w:pStyle w:val="ListParagraph"/>
+              <w:numPr>
+                <w:ilvl w:val="0"/>
+                <w:numId w:val="8"/>
+              </w:numPr>
+              <w:rPr>
+                <w:b w:val="0"/>
+                <w:bCs w:val="0"/>
+                <w:sz w:val="28"/>
+                <w:rtl/>
+              </w:rPr>
+            </w:pPr>
+            <w:r>
+              <w:rPr>
+                <w:b w:val="0"/>
+                <w:bCs w:val="0"/>
+                <w:sz w:val="28"/>
+                <w:rtl/>
+              </w:rPr>
+              <w:t xml:space="preserve">تاریخ‌ها، </w:t>
+            </w:r>
+          </w:p>
+          <w:p>
+            <w:pPr>
+              <w:pStyle w:val="ListParagraph"/>
+              <w:numPr>
+                <w:ilvl w:val="0"/>
+                <w:numId w:val="8"/>
+              </w:numPr>
+              <w:rPr>
+                <w:b w:val="0"/>
+                <w:bCs w:val="0"/>
+                <w:sz w:val="28"/>
+                <w:rtl/>
+              </w:rPr>
+            </w:pPr>
+            <w:r>
+              <w:rPr>
+                <w:b w:val="0"/>
+                <w:bCs w:val="0"/>
+                <w:sz w:val="28"/>
+                <w:rtl/>
+              </w:rPr>
+              <w:t>دکمه‌ها (انجام، ویرایش، حذف)،</w:t>
+            </w:r>
+          </w:p>
+          <w:p>
+            <w:pPr>
+              <w:pStyle w:val="ListParagraph"/>
+              <w:numPr>
+                <w:ilvl w:val="0"/>
+                <w:numId w:val="8"/>
+              </w:numPr>
+              <w:rPr>
+                <w:sz w:val="28"/>
+              </w:rPr>
+            </w:pPr>
+            <w:r>
+              <w:rPr>
+                <w:b w:val="0"/>
+                <w:bCs w:val="0"/>
+                <w:sz w:val="28"/>
+                <w:rtl/>
+              </w:rPr>
+              <w:t>آمار درصد پیشرفت</w:t>
+            </w:r>
+          </w:p>
+        </w:tc>
+        <w:tc>
+          <w:tcPr>
+            <w:tcW w:w="3686" w:type="dxa"/>
+            <w:vAlign w:val="center"/>
+          </w:tcPr>
+          <w:p>
+            <w:pPr>
+              <w:jc w:val="center"/>
               <w:cnfStyle w:val="000000100000" w:firstRow="0" w:lastRow="0" w:firstColumn="0" w:lastColumn="0" w:oddVBand="0" w:evenVBand="0" w:oddHBand="1" w:evenHBand="0" w:firstRowFirstColumn="0" w:firstRowLastColumn="0" w:lastRowFirstColumn="0" w:lastRowLastColumn="0"/>
-            </w:pPr>
-            <w:r>
-              <w:rPr>
+              <w:rPr>
+                <w:sz w:val="28"/>
+              </w:rPr>
+            </w:pPr>
+            <w:r>
+              <w:rPr>
+                <w:sz w:val="28"/>
                 <w:rtl/>
               </w:rPr>
               <w:t>جزئیات تسک</w:t>
             </w:r>
             <w:r>
+              <w:rPr>
+                <w:sz w:val="28"/>
+              </w:rPr>
               <w:t xml:space="preserve"> (Task Details)</w:t>
             </w:r>
           </w:p>
         </w:tc>
         <w:tc>
           <w:tcPr>
-            <w:tcW w:w="851" w:type="dxa"/>
-          </w:tcPr>
-          <w:p>
-            <w:pPr>
+            <w:tcW w:w="850" w:type="dxa"/>
+            <w:vAlign w:val="center"/>
+          </w:tcPr>
+          <w:p>
+            <w:pPr>
+              <w:jc w:val="center"/>
               <w:cnfStyle w:val="000000100000" w:firstRow="0" w:lastRow="0" w:firstColumn="0" w:lastColumn="0" w:oddVBand="0" w:evenVBand="0" w:oddHBand="1" w:evenHBand="0" w:firstRowFirstColumn="0" w:firstRowLastColumn="0" w:lastRowFirstColumn="0" w:lastRowLastColumn="0"/>
               <w:rPr>
-                <w:rtl/>
-              </w:rPr>
-            </w:pPr>
-            <w:r>
+                <w:sz w:val="28"/>
+                <w:rtl/>
+              </w:rPr>
+            </w:pPr>
+            <w:r>
+              <w:rPr>
+                <w:sz w:val="28"/>
+              </w:rPr>
               <w:t>11</w:t>
             </w:r>
           </w:p>
         </w:tc>
       </w:tr>
       <w:tr>
+        <w:trPr>
+          <w:trHeight w:val="567"/>
+        </w:trPr>
         <w:tc>
           <w:tcPr>
             <w:cnfStyle w:val="001000000000" w:firstRow="0" w:lastRow="0" w:firstColumn="1" w:lastColumn="0" w:oddVBand="0" w:evenVBand="0" w:oddHBand="0" w:evenHBand="0" w:firstRowFirstColumn="0" w:firstRowLastColumn="0" w:lastRowFirstColumn="0" w:lastRowLastColumn="0"/>
-            <w:tcW w:w="5148" w:type="dxa"/>
+            <w:tcW w:w="5529" w:type="dxa"/>
+            <w:vAlign w:val="center"/>
             <w:hideMark/>
           </w:tcPr>
           <w:p>
-            <w:r>
-              <w:rPr>
-                <w:rtl/>
-              </w:rPr>
-              <w:t>لیست زیرتسک‌ها، دکمه افزودن، ویرایش، حذف، تغییر وضعیت، ارورها</w:t>
-            </w:r>
-          </w:p>
-        </w:tc>
-        <w:tc>
-          <w:tcPr>
-            <w:tcW w:w="3352" w:type="dxa"/>
-          </w:tcPr>
-          <w:p>
-            <w:pPr>
+            <w:pPr>
+              <w:jc w:val="center"/>
+              <w:rPr>
+                <w:b w:val="0"/>
+                <w:bCs w:val="0"/>
+                <w:sz w:val="28"/>
+              </w:rPr>
+            </w:pPr>
+            <w:r>
+              <w:rPr>
+                <w:b w:val="0"/>
+                <w:bCs w:val="0"/>
+                <w:sz w:val="28"/>
+                <w:rtl/>
+              </w:rPr>
+              <w:lastRenderedPageBreak/>
+              <w:t>کارت/جدول عادت‌ها، فیلتر (نوع، روزها)، دکمه ساخت، آمار کوتاه، جستجو</w:t>
+            </w:r>
+          </w:p>
+        </w:tc>
+        <w:tc>
+          <w:tcPr>
+            <w:tcW w:w="3686" w:type="dxa"/>
+            <w:vAlign w:val="center"/>
+          </w:tcPr>
+          <w:p>
+            <w:pPr>
+              <w:jc w:val="center"/>
               <w:cnfStyle w:val="000000000000" w:firstRow="0" w:lastRow="0" w:firstColumn="0" w:lastColumn="0" w:oddVBand="0" w:evenVBand="0" w:oddHBand="0" w:evenHBand="0" w:firstRowFirstColumn="0" w:firstRowLastColumn="0" w:lastRowFirstColumn="0" w:lastRowLastColumn="0"/>
-            </w:pPr>
-            <w:r>
-              <w:rPr>
-                <w:rtl/>
-              </w:rPr>
-              <w:t>زیرتسک‌ها</w:t>
-            </w:r>
-            <w:r>
-              <w:t xml:space="preserve"> (Subtasks Panel)</w:t>
-            </w:r>
-          </w:p>
-        </w:tc>
-        <w:tc>
-          <w:tcPr>
-            <w:tcW w:w="851" w:type="dxa"/>
-          </w:tcPr>
-          <w:p>
-            <w:pPr>
+              <w:rPr>
+                <w:sz w:val="28"/>
+              </w:rPr>
+            </w:pPr>
+            <w:r>
+              <w:rPr>
+                <w:sz w:val="28"/>
+                <w:rtl/>
+              </w:rPr>
+              <w:t>لیست عادت‌ها</w:t>
+            </w:r>
+            <w:r>
+              <w:rPr>
+                <w:sz w:val="28"/>
+              </w:rPr>
+              <w:t xml:space="preserve"> (Habits List)</w:t>
+            </w:r>
+          </w:p>
+        </w:tc>
+        <w:tc>
+          <w:tcPr>
+            <w:tcW w:w="850" w:type="dxa"/>
+            <w:vAlign w:val="center"/>
+          </w:tcPr>
+          <w:p>
+            <w:pPr>
+              <w:jc w:val="center"/>
               <w:cnfStyle w:val="000000000000" w:firstRow="0" w:lastRow="0" w:firstColumn="0" w:lastColumn="0" w:oddVBand="0" w:evenVBand="0" w:oddHBand="0" w:evenHBand="0" w:firstRowFirstColumn="0" w:firstRowLastColumn="0" w:lastRowFirstColumn="0" w:lastRowLastColumn="0"/>
               <w:rPr>
-                <w:rtl/>
-              </w:rPr>
-            </w:pPr>
-            <w:r>
-              <w:t>12</w:t>
+                <w:sz w:val="28"/>
+                <w:rtl/>
+              </w:rPr>
+            </w:pPr>
+            <w:r>
+              <w:rPr>
+                <w:sz w:val="28"/>
+              </w:rPr>
+              <w:t>13</w:t>
             </w:r>
           </w:p>
         </w:tc>
@@ -956,107 +2440,348 @@
       <w:tr>
         <w:trPr>
           <w:cnfStyle w:val="000000100000" w:firstRow="0" w:lastRow="0" w:firstColumn="0" w:lastColumn="0" w:oddVBand="0" w:evenVBand="0" w:oddHBand="1" w:evenHBand="0" w:firstRowFirstColumn="0" w:firstRowLastColumn="0" w:lastRowFirstColumn="0" w:lastRowLastColumn="0"/>
+          <w:trHeight w:val="567"/>
         </w:trPr>
         <w:tc>
           <w:tcPr>
             <w:cnfStyle w:val="001000000000" w:firstRow="0" w:lastRow="0" w:firstColumn="1" w:lastColumn="0" w:oddVBand="0" w:evenVBand="0" w:oddHBand="0" w:evenHBand="0" w:firstRowFirstColumn="0" w:firstRowLastColumn="0" w:lastRowFirstColumn="0" w:lastRowLastColumn="0"/>
-            <w:tcW w:w="5148" w:type="dxa"/>
+            <w:tcW w:w="5529" w:type="dxa"/>
+            <w:vAlign w:val="center"/>
             <w:hideMark/>
           </w:tcPr>
           <w:p>
-            <w:r>
-              <w:rPr>
-                <w:rtl/>
-              </w:rPr>
-              <w:lastRenderedPageBreak/>
-              <w:t>کارت/جدول عادت‌ها، فیلتر (نوع، روزها)، دکمه ساخت، آمار کوتاه، جستجو</w:t>
-            </w:r>
-          </w:p>
-        </w:tc>
-        <w:tc>
-          <w:tcPr>
-            <w:tcW w:w="3352" w:type="dxa"/>
-          </w:tcPr>
-          <w:p>
-            <w:pPr>
+            <w:pPr>
+              <w:jc w:val="center"/>
+              <w:rPr>
+                <w:sz w:val="28"/>
+                <w:rtl/>
+              </w:rPr>
+            </w:pPr>
+            <w:r>
+              <w:rPr>
+                <w:b w:val="0"/>
+                <w:bCs w:val="0"/>
+                <w:sz w:val="28"/>
+                <w:rtl/>
+              </w:rPr>
+              <w:t>فرم ایجاد</w:t>
+            </w:r>
+          </w:p>
+          <w:p>
+            <w:pPr>
+              <w:jc w:val="center"/>
+              <w:rPr>
+                <w:sz w:val="28"/>
+                <w:rtl/>
+              </w:rPr>
+            </w:pPr>
+            <w:r>
+              <w:rPr>
+                <w:b w:val="0"/>
+                <w:bCs w:val="0"/>
+                <w:sz w:val="28"/>
+                <w:rtl/>
+              </w:rPr>
+              <w:t xml:space="preserve"> (نام، </w:t>
+            </w:r>
+          </w:p>
+          <w:p>
+            <w:pPr>
+              <w:jc w:val="center"/>
+              <w:rPr>
+                <w:sz w:val="28"/>
+                <w:rtl/>
+              </w:rPr>
+            </w:pPr>
+            <w:r>
+              <w:rPr>
+                <w:b w:val="0"/>
+                <w:bCs w:val="0"/>
+                <w:sz w:val="28"/>
+                <w:rtl/>
+              </w:rPr>
+              <w:t>توضیح،</w:t>
+            </w:r>
+          </w:p>
+          <w:p>
+            <w:pPr>
+              <w:jc w:val="center"/>
+              <w:rPr>
+                <w:sz w:val="28"/>
+                <w:rtl/>
+              </w:rPr>
+            </w:pPr>
+            <w:r>
+              <w:rPr>
+                <w:b w:val="0"/>
+                <w:bCs w:val="0"/>
+                <w:sz w:val="28"/>
+                <w:rtl/>
+              </w:rPr>
+              <w:t xml:space="preserve"> </w:t>
+            </w:r>
+            <w:r>
+              <w:rPr>
+                <w:rFonts w:hint="cs"/>
+                <w:b w:val="0"/>
+                <w:bCs w:val="0"/>
+                <w:sz w:val="28"/>
+                <w:rtl/>
+              </w:rPr>
+              <w:t>دوره</w:t>
+            </w:r>
+            <w:r>
+              <w:rPr>
+                <w:b w:val="0"/>
+                <w:bCs w:val="0"/>
+                <w:sz w:val="28"/>
+                <w:rtl/>
+              </w:rPr>
+              <w:t xml:space="preserve">، </w:t>
+            </w:r>
+          </w:p>
+          <w:p>
+            <w:pPr>
+              <w:jc w:val="center"/>
+              <w:rPr>
+                <w:sz w:val="28"/>
+                <w:rtl/>
+              </w:rPr>
+            </w:pPr>
+            <w:r>
+              <w:rPr>
+                <w:rFonts w:hint="cs"/>
+                <w:b w:val="0"/>
+                <w:bCs w:val="0"/>
+                <w:sz w:val="28"/>
+                <w:rtl/>
+              </w:rPr>
+              <w:t>چک باکس الگو،</w:t>
+            </w:r>
+          </w:p>
+          <w:p>
+            <w:pPr>
+              <w:jc w:val="center"/>
+              <w:rPr>
+                <w:sz w:val="28"/>
+                <w:rtl/>
+              </w:rPr>
+            </w:pPr>
+            <w:r>
+              <w:rPr>
+                <w:rFonts w:hint="cs"/>
+                <w:b w:val="0"/>
+                <w:bCs w:val="0"/>
+                <w:sz w:val="28"/>
+                <w:rtl/>
+              </w:rPr>
+              <w:t>الگو</w:t>
+            </w:r>
+            <w:r>
+              <w:rPr>
+                <w:b w:val="0"/>
+                <w:bCs w:val="0"/>
+                <w:sz w:val="28"/>
+                <w:rtl/>
+              </w:rPr>
+              <w:t>،</w:t>
+            </w:r>
+          </w:p>
+          <w:p>
+            <w:pPr>
+              <w:jc w:val="center"/>
+              <w:rPr>
+                <w:sz w:val="28"/>
+                <w:rtl/>
+              </w:rPr>
+            </w:pPr>
+            <w:r>
+              <w:rPr>
+                <w:rFonts w:hint="cs"/>
+                <w:b w:val="0"/>
+                <w:bCs w:val="0"/>
+                <w:sz w:val="28"/>
+                <w:rtl/>
+              </w:rPr>
+              <w:t>چند حالته،</w:t>
+            </w:r>
+            <w:r>
+              <w:rPr>
+                <w:b w:val="0"/>
+                <w:bCs w:val="0"/>
+                <w:sz w:val="28"/>
+                <w:rtl/>
+              </w:rPr>
+              <w:t xml:space="preserve"> </w:t>
+            </w:r>
+          </w:p>
+          <w:p>
+            <w:pPr>
+              <w:jc w:val="center"/>
+              <w:rPr>
+                <w:sz w:val="28"/>
+                <w:rtl/>
+              </w:rPr>
+            </w:pPr>
+            <w:r>
+              <w:rPr>
+                <w:b w:val="0"/>
+                <w:bCs w:val="0"/>
+                <w:sz w:val="28"/>
+                <w:rtl/>
+              </w:rPr>
+              <w:t xml:space="preserve">دکمه ذخیره، </w:t>
+            </w:r>
+          </w:p>
+          <w:p>
+            <w:pPr>
+              <w:jc w:val="center"/>
+              <w:rPr>
+                <w:b w:val="0"/>
+                <w:bCs w:val="0"/>
+                <w:sz w:val="28"/>
+              </w:rPr>
+            </w:pPr>
+            <w:r>
+              <w:rPr>
+                <w:b w:val="0"/>
+                <w:bCs w:val="0"/>
+                <w:sz w:val="28"/>
+                <w:rtl/>
+              </w:rPr>
+              <w:t>ارورها</w:t>
+            </w:r>
+          </w:p>
+        </w:tc>
+        <w:tc>
+          <w:tcPr>
+            <w:tcW w:w="3686" w:type="dxa"/>
+            <w:vAlign w:val="center"/>
+          </w:tcPr>
+          <w:p>
+            <w:pPr>
+              <w:jc w:val="center"/>
               <w:cnfStyle w:val="000000100000" w:firstRow="0" w:lastRow="0" w:firstColumn="0" w:lastColumn="0" w:oddVBand="0" w:evenVBand="0" w:oddHBand="1" w:evenHBand="0" w:firstRowFirstColumn="0" w:firstRowLastColumn="0" w:lastRowFirstColumn="0" w:lastRowLastColumn="0"/>
-            </w:pPr>
-            <w:r>
-              <w:rPr>
-                <w:rtl/>
-              </w:rPr>
-              <w:t>لیست عادت‌ها</w:t>
-            </w:r>
-            <w:r>
-              <w:t xml:space="preserve"> (Habits List)</w:t>
-            </w:r>
-          </w:p>
-        </w:tc>
-        <w:tc>
-          <w:tcPr>
-            <w:tcW w:w="851" w:type="dxa"/>
-          </w:tcPr>
-          <w:p>
-            <w:pPr>
+              <w:rPr>
+                <w:sz w:val="28"/>
+              </w:rPr>
+            </w:pPr>
+            <w:r>
+              <w:rPr>
+                <w:sz w:val="28"/>
+                <w:rtl/>
+              </w:rPr>
+              <w:t>ساخت عادت</w:t>
+            </w:r>
+            <w:r>
+              <w:rPr>
+                <w:sz w:val="28"/>
+              </w:rPr>
+              <w:t xml:space="preserve"> (Create Habit)</w:t>
+            </w:r>
+          </w:p>
+        </w:tc>
+        <w:tc>
+          <w:tcPr>
+            <w:tcW w:w="850" w:type="dxa"/>
+            <w:vAlign w:val="center"/>
+          </w:tcPr>
+          <w:p>
+            <w:pPr>
+              <w:jc w:val="center"/>
               <w:cnfStyle w:val="000000100000" w:firstRow="0" w:lastRow="0" w:firstColumn="0" w:lastColumn="0" w:oddVBand="0" w:evenVBand="0" w:oddHBand="1" w:evenHBand="0" w:firstRowFirstColumn="0" w:firstRowLastColumn="0" w:lastRowFirstColumn="0" w:lastRowLastColumn="0"/>
               <w:rPr>
-                <w:rtl/>
-              </w:rPr>
-            </w:pPr>
-            <w:r>
-              <w:t>13</w:t>
+                <w:sz w:val="28"/>
+                <w:rtl/>
+              </w:rPr>
+            </w:pPr>
+            <w:r>
+              <w:rPr>
+                <w:sz w:val="28"/>
+              </w:rPr>
+              <w:t>14</w:t>
             </w:r>
           </w:p>
         </w:tc>
       </w:tr>
       <w:tr>
+        <w:trPr>
+          <w:trHeight w:val="567"/>
+        </w:trPr>
         <w:tc>
           <w:tcPr>
             <w:cnfStyle w:val="001000000000" w:firstRow="0" w:lastRow="0" w:firstColumn="1" w:lastColumn="0" w:oddVBand="0" w:evenVBand="0" w:oddHBand="0" w:evenHBand="0" w:firstRowFirstColumn="0" w:firstRowLastColumn="0" w:lastRowFirstColumn="0" w:lastRowLastColumn="0"/>
-            <w:tcW w:w="5148" w:type="dxa"/>
+            <w:tcW w:w="5529" w:type="dxa"/>
+            <w:vAlign w:val="center"/>
             <w:hideMark/>
           </w:tcPr>
           <w:p>
-            <w:r>
-              <w:rPr>
-                <w:rtl/>
-              </w:rPr>
-              <w:t>فرم ایجاد (نام، توضیح، حالت انجام، روزها، یادآوری)، دکمه ذخیره، ارورها</w:t>
-            </w:r>
-          </w:p>
-        </w:tc>
-        <w:tc>
-          <w:tcPr>
-            <w:tcW w:w="3352" w:type="dxa"/>
-          </w:tcPr>
-          <w:p>
-            <w:pPr>
+            <w:pPr>
+              <w:jc w:val="center"/>
+              <w:rPr>
+                <w:b w:val="0"/>
+                <w:bCs w:val="0"/>
+                <w:sz w:val="28"/>
+              </w:rPr>
+            </w:pPr>
+            <w:r>
+              <w:rPr>
+                <w:b w:val="0"/>
+                <w:bCs w:val="0"/>
+                <w:sz w:val="28"/>
+                <w:rtl/>
+              </w:rPr>
+              <w:t>فرم با داده‌های قبلی، دکمه ذخیره، حذف، تغییر حالت، روزها، تنظیم یادآوری‌ها</w:t>
+            </w:r>
+          </w:p>
+        </w:tc>
+        <w:tc>
+          <w:tcPr>
+            <w:tcW w:w="3686" w:type="dxa"/>
+            <w:vAlign w:val="center"/>
+          </w:tcPr>
+          <w:p>
+            <w:pPr>
+              <w:jc w:val="center"/>
               <w:cnfStyle w:val="000000000000" w:firstRow="0" w:lastRow="0" w:firstColumn="0" w:lastColumn="0" w:oddVBand="0" w:evenVBand="0" w:oddHBand="0" w:evenHBand="0" w:firstRowFirstColumn="0" w:firstRowLastColumn="0" w:lastRowFirstColumn="0" w:lastRowLastColumn="0"/>
-            </w:pPr>
-            <w:r>
-              <w:rPr>
-                <w:rtl/>
-              </w:rPr>
-              <w:t>ساخت عادت</w:t>
-            </w:r>
-            <w:r>
-              <w:t xml:space="preserve"> (Create Habit)</w:t>
-            </w:r>
-          </w:p>
-        </w:tc>
-        <w:tc>
-          <w:tcPr>
-            <w:tcW w:w="851" w:type="dxa"/>
-          </w:tcPr>
-          <w:p>
-            <w:pPr>
+              <w:rPr>
+                <w:sz w:val="28"/>
+              </w:rPr>
+            </w:pPr>
+            <w:r>
+              <w:rPr>
+                <w:sz w:val="28"/>
+                <w:rtl/>
+              </w:rPr>
+              <w:t>ویرایش عادت</w:t>
+            </w:r>
+            <w:r>
+              <w:rPr>
+                <w:sz w:val="28"/>
+              </w:rPr>
+              <w:t xml:space="preserve"> (Edit Habit)</w:t>
+            </w:r>
+          </w:p>
+        </w:tc>
+        <w:tc>
+          <w:tcPr>
+            <w:tcW w:w="850" w:type="dxa"/>
+            <w:vAlign w:val="center"/>
+          </w:tcPr>
+          <w:p>
+            <w:pPr>
+              <w:jc w:val="center"/>
               <w:cnfStyle w:val="000000000000" w:firstRow="0" w:lastRow="0" w:firstColumn="0" w:lastColumn="0" w:oddVBand="0" w:evenVBand="0" w:oddHBand="0" w:evenHBand="0" w:firstRowFirstColumn="0" w:firstRowLastColumn="0" w:lastRowFirstColumn="0" w:lastRowLastColumn="0"/>
               <w:rPr>
-                <w:rtl/>
-              </w:rPr>
-            </w:pPr>
-            <w:r>
-              <w:t>14</w:t>
+                <w:sz w:val="28"/>
+                <w:rtl/>
+              </w:rPr>
+            </w:pPr>
+            <w:r>
+              <w:rPr>
+                <w:sz w:val="28"/>
+              </w:rPr>
+              <w:t>15</w:t>
             </w:r>
           </w:p>
         </w:tc>
@@ -1064,106 +2789,164 @@
       <w:tr>
         <w:trPr>
           <w:cnfStyle w:val="000000100000" w:firstRow="0" w:lastRow="0" w:firstColumn="0" w:lastColumn="0" w:oddVBand="0" w:evenVBand="0" w:oddHBand="1" w:evenHBand="0" w:firstRowFirstColumn="0" w:firstRowLastColumn="0" w:lastRowFirstColumn="0" w:lastRowLastColumn="0"/>
+          <w:trHeight w:val="567"/>
         </w:trPr>
         <w:tc>
           <w:tcPr>
             <w:cnfStyle w:val="001000000000" w:firstRow="0" w:lastRow="0" w:firstColumn="1" w:lastColumn="0" w:oddVBand="0" w:evenVBand="0" w:oddHBand="0" w:evenHBand="0" w:firstRowFirstColumn="0" w:firstRowLastColumn="0" w:lastRowFirstColumn="0" w:lastRowLastColumn="0"/>
-            <w:tcW w:w="5148" w:type="dxa"/>
+            <w:tcW w:w="5529" w:type="dxa"/>
+            <w:vAlign w:val="center"/>
             <w:hideMark/>
           </w:tcPr>
           <w:p>
-            <w:r>
-              <w:rPr>
-                <w:rtl/>
-              </w:rPr>
-              <w:t>فرم با داده‌های قبلی، دکمه ذخیره، حذف، تغییر حالت، روزها، تنظیم یادآوری‌ها</w:t>
-            </w:r>
-          </w:p>
-        </w:tc>
-        <w:tc>
-          <w:tcPr>
-            <w:tcW w:w="3352" w:type="dxa"/>
-          </w:tcPr>
-          <w:p>
-            <w:pPr>
+            <w:pPr>
+              <w:jc w:val="center"/>
+              <w:rPr>
+                <w:b w:val="0"/>
+                <w:bCs w:val="0"/>
+                <w:sz w:val="28"/>
+              </w:rPr>
+            </w:pPr>
+            <w:r>
+              <w:rPr>
+                <w:b w:val="0"/>
+                <w:bCs w:val="0"/>
+                <w:sz w:val="28"/>
+                <w:rtl/>
+              </w:rPr>
+              <w:t>عنوان، توضیح، دکمه انجام، نمودار پیشرفت، لیست روزهای انجام، تغییر وضعیت روزها، تحلیل</w:t>
+            </w:r>
+          </w:p>
+        </w:tc>
+        <w:tc>
+          <w:tcPr>
+            <w:tcW w:w="3686" w:type="dxa"/>
+            <w:vAlign w:val="center"/>
+          </w:tcPr>
+          <w:p>
+            <w:pPr>
+              <w:jc w:val="center"/>
               <w:cnfStyle w:val="000000100000" w:firstRow="0" w:lastRow="0" w:firstColumn="0" w:lastColumn="0" w:oddVBand="0" w:evenVBand="0" w:oddHBand="1" w:evenHBand="0" w:firstRowFirstColumn="0" w:firstRowLastColumn="0" w:lastRowFirstColumn="0" w:lastRowLastColumn="0"/>
-            </w:pPr>
-            <w:r>
-              <w:rPr>
-                <w:rtl/>
-              </w:rPr>
-              <w:t>ویرایش عادت</w:t>
-            </w:r>
-            <w:r>
-              <w:t xml:space="preserve"> (Edit Habit)</w:t>
-            </w:r>
-          </w:p>
-        </w:tc>
-        <w:tc>
-          <w:tcPr>
-            <w:tcW w:w="851" w:type="dxa"/>
-          </w:tcPr>
-          <w:p>
-            <w:pPr>
+              <w:rPr>
+                <w:sz w:val="28"/>
+              </w:rPr>
+            </w:pPr>
+            <w:r>
+              <w:rPr>
+                <w:sz w:val="28"/>
+                <w:rtl/>
+              </w:rPr>
+              <w:t>جزئیات عادت</w:t>
+            </w:r>
+            <w:r>
+              <w:rPr>
+                <w:sz w:val="28"/>
+              </w:rPr>
+              <w:t xml:space="preserve"> (Habit Detail)</w:t>
+            </w:r>
+          </w:p>
+        </w:tc>
+        <w:tc>
+          <w:tcPr>
+            <w:tcW w:w="850" w:type="dxa"/>
+            <w:vAlign w:val="center"/>
+          </w:tcPr>
+          <w:p>
+            <w:pPr>
+              <w:jc w:val="center"/>
               <w:cnfStyle w:val="000000100000" w:firstRow="0" w:lastRow="0" w:firstColumn="0" w:lastColumn="0" w:oddVBand="0" w:evenVBand="0" w:oddHBand="1" w:evenHBand="0" w:firstRowFirstColumn="0" w:firstRowLastColumn="0" w:lastRowFirstColumn="0" w:lastRowLastColumn="0"/>
               <w:rPr>
-                <w:rtl/>
-              </w:rPr>
-            </w:pPr>
-            <w:r>
-              <w:t>15</w:t>
+                <w:sz w:val="28"/>
+                <w:rtl/>
+              </w:rPr>
+            </w:pPr>
+            <w:r>
+              <w:rPr>
+                <w:sz w:val="28"/>
+              </w:rPr>
+              <w:t>16</w:t>
             </w:r>
           </w:p>
         </w:tc>
       </w:tr>
       <w:tr>
+        <w:trPr>
+          <w:trHeight w:val="567"/>
+        </w:trPr>
         <w:tc>
           <w:tcPr>
             <w:cnfStyle w:val="001000000000" w:firstRow="0" w:lastRow="0" w:firstColumn="1" w:lastColumn="0" w:oddVBand="0" w:evenVBand="0" w:oddHBand="0" w:evenHBand="0" w:firstRowFirstColumn="0" w:firstRowLastColumn="0" w:lastRowFirstColumn="0" w:lastRowLastColumn="0"/>
-            <w:tcW w:w="5148" w:type="dxa"/>
+            <w:tcW w:w="5529" w:type="dxa"/>
+            <w:vAlign w:val="center"/>
             <w:hideMark/>
           </w:tcPr>
           <w:p>
-            <w:r>
-              <w:rPr>
-                <w:rtl/>
-              </w:rPr>
-              <w:t>عنوان، توضیح، دکمه انجام، نمودار پیشرفت، لیست روزهای انجام، تغییر وضعیت روزها، تحلیل</w:t>
-            </w:r>
-          </w:p>
-        </w:tc>
-        <w:tc>
-          <w:tcPr>
-            <w:tcW w:w="3352" w:type="dxa"/>
-          </w:tcPr>
-          <w:p>
-            <w:pPr>
+            <w:pPr>
+              <w:jc w:val="center"/>
+              <w:rPr>
+                <w:b w:val="0"/>
+                <w:bCs w:val="0"/>
+                <w:sz w:val="28"/>
+              </w:rPr>
+            </w:pPr>
+            <w:r>
+              <w:rPr>
+                <w:b w:val="0"/>
+                <w:bCs w:val="0"/>
+                <w:sz w:val="28"/>
+                <w:rtl/>
+              </w:rPr>
+              <w:t>نمودارها (پیشرفت کلی، درصد موفقیت)، بازه انتخابی، فیلتر نوع (تسک/عادت)، آمار روزانه/هفتگی</w:t>
+            </w:r>
+          </w:p>
+        </w:tc>
+        <w:tc>
+          <w:tcPr>
+            <w:tcW w:w="3686" w:type="dxa"/>
+            <w:vAlign w:val="center"/>
+          </w:tcPr>
+          <w:p>
+            <w:pPr>
+              <w:jc w:val="center"/>
               <w:cnfStyle w:val="000000000000" w:firstRow="0" w:lastRow="0" w:firstColumn="0" w:lastColumn="0" w:oddVBand="0" w:evenVBand="0" w:oddHBand="0" w:evenHBand="0" w:firstRowFirstColumn="0" w:firstRowLastColumn="0" w:lastRowFirstColumn="0" w:lastRowLastColumn="0"/>
-            </w:pPr>
-            <w:r>
-              <w:rPr>
-                <w:rtl/>
-              </w:rPr>
-              <w:t>جزئیات عادت</w:t>
-            </w:r>
-            <w:r>
-              <w:t xml:space="preserve"> (Habit Detail)</w:t>
-            </w:r>
-          </w:p>
-        </w:tc>
-        <w:tc>
-          <w:tcPr>
-            <w:tcW w:w="851" w:type="dxa"/>
-          </w:tcPr>
-          <w:p>
-            <w:pPr>
+              <w:rPr>
+                <w:sz w:val="28"/>
+              </w:rPr>
+            </w:pPr>
+            <w:r>
+              <w:rPr>
+                <w:sz w:val="28"/>
+                <w:rtl/>
+              </w:rPr>
+              <w:t>گزارش‌ها</w:t>
+            </w:r>
+            <w:r>
+              <w:rPr>
+                <w:sz w:val="28"/>
+              </w:rPr>
+              <w:t xml:space="preserve"> (Reports)</w:t>
+            </w:r>
+          </w:p>
+        </w:tc>
+        <w:tc>
+          <w:tcPr>
+            <w:tcW w:w="850" w:type="dxa"/>
+            <w:vAlign w:val="center"/>
+          </w:tcPr>
+          <w:p>
+            <w:pPr>
+              <w:jc w:val="center"/>
               <w:cnfStyle w:val="000000000000" w:firstRow="0" w:lastRow="0" w:firstColumn="0" w:lastColumn="0" w:oddVBand="0" w:evenVBand="0" w:oddHBand="0" w:evenHBand="0" w:firstRowFirstColumn="0" w:firstRowLastColumn="0" w:lastRowFirstColumn="0" w:lastRowLastColumn="0"/>
               <w:rPr>
-                <w:rtl/>
-              </w:rPr>
-            </w:pPr>
-            <w:r>
-              <w:t>16</w:t>
+                <w:sz w:val="28"/>
+                <w:rtl/>
+              </w:rPr>
+            </w:pPr>
+            <w:r>
+              <w:rPr>
+                <w:sz w:val="28"/>
+              </w:rPr>
+              <w:t>17</w:t>
             </w:r>
           </w:p>
         </w:tc>
@@ -1171,106 +2954,164 @@
       <w:tr>
         <w:trPr>
           <w:cnfStyle w:val="000000100000" w:firstRow="0" w:lastRow="0" w:firstColumn="0" w:lastColumn="0" w:oddVBand="0" w:evenVBand="0" w:oddHBand="1" w:evenHBand="0" w:firstRowFirstColumn="0" w:firstRowLastColumn="0" w:lastRowFirstColumn="0" w:lastRowLastColumn="0"/>
+          <w:trHeight w:val="567"/>
         </w:trPr>
         <w:tc>
           <w:tcPr>
             <w:cnfStyle w:val="001000000000" w:firstRow="0" w:lastRow="0" w:firstColumn="1" w:lastColumn="0" w:oddVBand="0" w:evenVBand="0" w:oddHBand="0" w:evenHBand="0" w:firstRowFirstColumn="0" w:firstRowLastColumn="0" w:lastRowFirstColumn="0" w:lastRowLastColumn="0"/>
-            <w:tcW w:w="5148" w:type="dxa"/>
+            <w:tcW w:w="5529" w:type="dxa"/>
+            <w:vAlign w:val="center"/>
             <w:hideMark/>
           </w:tcPr>
           <w:p>
-            <w:r>
-              <w:rPr>
-                <w:rtl/>
-              </w:rPr>
-              <w:t>نمودارها (پیشرفت کلی، درصد موفقیت)، بازه انتخابی، فیلتر نوع (تسک/عادت)، آمار روزانه/هفتگی</w:t>
-            </w:r>
-          </w:p>
-        </w:tc>
-        <w:tc>
-          <w:tcPr>
-            <w:tcW w:w="3352" w:type="dxa"/>
-          </w:tcPr>
-          <w:p>
-            <w:pPr>
+            <w:pPr>
+              <w:jc w:val="center"/>
+              <w:rPr>
+                <w:b w:val="0"/>
+                <w:bCs w:val="0"/>
+                <w:sz w:val="28"/>
+              </w:rPr>
+            </w:pPr>
+            <w:r>
+              <w:rPr>
+                <w:b w:val="0"/>
+                <w:bCs w:val="0"/>
+                <w:sz w:val="28"/>
+                <w:rtl/>
+              </w:rPr>
+              <w:t>نمایش ایمیل، نام کاربری، دکمه ویرایش نام کاربری، نمایش تاریخ عضویت</w:t>
+            </w:r>
+          </w:p>
+        </w:tc>
+        <w:tc>
+          <w:tcPr>
+            <w:tcW w:w="3686" w:type="dxa"/>
+            <w:vAlign w:val="center"/>
+          </w:tcPr>
+          <w:p>
+            <w:pPr>
+              <w:jc w:val="center"/>
               <w:cnfStyle w:val="000000100000" w:firstRow="0" w:lastRow="0" w:firstColumn="0" w:lastColumn="0" w:oddVBand="0" w:evenVBand="0" w:oddHBand="1" w:evenHBand="0" w:firstRowFirstColumn="0" w:firstRowLastColumn="0" w:lastRowFirstColumn="0" w:lastRowLastColumn="0"/>
-            </w:pPr>
-            <w:r>
-              <w:rPr>
-                <w:rtl/>
-              </w:rPr>
-              <w:t>گزارش‌ها</w:t>
-            </w:r>
-            <w:r>
-              <w:t xml:space="preserve"> (Reports)</w:t>
-            </w:r>
-          </w:p>
-        </w:tc>
-        <w:tc>
-          <w:tcPr>
-            <w:tcW w:w="851" w:type="dxa"/>
-          </w:tcPr>
-          <w:p>
-            <w:pPr>
+              <w:rPr>
+                <w:sz w:val="28"/>
+              </w:rPr>
+            </w:pPr>
+            <w:r>
+              <w:rPr>
+                <w:sz w:val="28"/>
+                <w:rtl/>
+              </w:rPr>
+              <w:t>پروفایل</w:t>
+            </w:r>
+            <w:r>
+              <w:rPr>
+                <w:sz w:val="28"/>
+              </w:rPr>
+              <w:t xml:space="preserve"> (Profile Info)</w:t>
+            </w:r>
+          </w:p>
+        </w:tc>
+        <w:tc>
+          <w:tcPr>
+            <w:tcW w:w="850" w:type="dxa"/>
+            <w:vAlign w:val="center"/>
+          </w:tcPr>
+          <w:p>
+            <w:pPr>
+              <w:jc w:val="center"/>
               <w:cnfStyle w:val="000000100000" w:firstRow="0" w:lastRow="0" w:firstColumn="0" w:lastColumn="0" w:oddVBand="0" w:evenVBand="0" w:oddHBand="1" w:evenHBand="0" w:firstRowFirstColumn="0" w:firstRowLastColumn="0" w:lastRowFirstColumn="0" w:lastRowLastColumn="0"/>
               <w:rPr>
-                <w:rtl/>
-              </w:rPr>
-            </w:pPr>
-            <w:r>
-              <w:t>17</w:t>
+                <w:sz w:val="28"/>
+                <w:rtl/>
+              </w:rPr>
+            </w:pPr>
+            <w:r>
+              <w:rPr>
+                <w:sz w:val="28"/>
+              </w:rPr>
+              <w:t>18</w:t>
             </w:r>
           </w:p>
         </w:tc>
       </w:tr>
       <w:tr>
+        <w:trPr>
+          <w:trHeight w:val="567"/>
+        </w:trPr>
         <w:tc>
           <w:tcPr>
             <w:cnfStyle w:val="001000000000" w:firstRow="0" w:lastRow="0" w:firstColumn="1" w:lastColumn="0" w:oddVBand="0" w:evenVBand="0" w:oddHBand="0" w:evenHBand="0" w:firstRowFirstColumn="0" w:firstRowLastColumn="0" w:lastRowFirstColumn="0" w:lastRowLastColumn="0"/>
-            <w:tcW w:w="5148" w:type="dxa"/>
+            <w:tcW w:w="5529" w:type="dxa"/>
+            <w:vAlign w:val="center"/>
             <w:hideMark/>
           </w:tcPr>
           <w:p>
-            <w:r>
-              <w:rPr>
-                <w:rtl/>
-              </w:rPr>
-              <w:t>نمایش ایمیل، نام کاربری، دکمه ویرایش نام کاربری، نمایش تاریخ عضویت</w:t>
-            </w:r>
-          </w:p>
-        </w:tc>
-        <w:tc>
-          <w:tcPr>
-            <w:tcW w:w="3352" w:type="dxa"/>
-          </w:tcPr>
-          <w:p>
-            <w:pPr>
+            <w:pPr>
+              <w:jc w:val="center"/>
+              <w:rPr>
+                <w:b w:val="0"/>
+                <w:bCs w:val="0"/>
+                <w:sz w:val="28"/>
+              </w:rPr>
+            </w:pPr>
+            <w:r>
+              <w:rPr>
+                <w:b w:val="0"/>
+                <w:bCs w:val="0"/>
+                <w:sz w:val="28"/>
+                <w:rtl/>
+              </w:rPr>
+              <w:t>فرم قدیمی/جدید، بررسی رمز جدید، دکمه ذخیره، ارورها</w:t>
+            </w:r>
+          </w:p>
+        </w:tc>
+        <w:tc>
+          <w:tcPr>
+            <w:tcW w:w="3686" w:type="dxa"/>
+            <w:vAlign w:val="center"/>
+          </w:tcPr>
+          <w:p>
+            <w:pPr>
+              <w:jc w:val="center"/>
               <w:cnfStyle w:val="000000000000" w:firstRow="0" w:lastRow="0" w:firstColumn="0" w:lastColumn="0" w:oddVBand="0" w:evenVBand="0" w:oddHBand="0" w:evenHBand="0" w:firstRowFirstColumn="0" w:firstRowLastColumn="0" w:lastRowFirstColumn="0" w:lastRowLastColumn="0"/>
-            </w:pPr>
-            <w:r>
-              <w:rPr>
-                <w:rtl/>
-              </w:rPr>
-              <w:t>پروفایل</w:t>
-            </w:r>
-            <w:r>
-              <w:t xml:space="preserve"> (Profile Info)</w:t>
-            </w:r>
-          </w:p>
-        </w:tc>
-        <w:tc>
-          <w:tcPr>
-            <w:tcW w:w="851" w:type="dxa"/>
-          </w:tcPr>
-          <w:p>
-            <w:pPr>
+              <w:rPr>
+                <w:sz w:val="28"/>
+              </w:rPr>
+            </w:pPr>
+            <w:r>
+              <w:rPr>
+                <w:sz w:val="28"/>
+                <w:rtl/>
+              </w:rPr>
+              <w:t>تغییر رمز عبور</w:t>
+            </w:r>
+            <w:r>
+              <w:rPr>
+                <w:sz w:val="28"/>
+              </w:rPr>
+              <w:t xml:space="preserve"> (Change Password)</w:t>
+            </w:r>
+          </w:p>
+        </w:tc>
+        <w:tc>
+          <w:tcPr>
+            <w:tcW w:w="850" w:type="dxa"/>
+            <w:vAlign w:val="center"/>
+          </w:tcPr>
+          <w:p>
+            <w:pPr>
+              <w:jc w:val="center"/>
               <w:cnfStyle w:val="000000000000" w:firstRow="0" w:lastRow="0" w:firstColumn="0" w:lastColumn="0" w:oddVBand="0" w:evenVBand="0" w:oddHBand="0" w:evenHBand="0" w:firstRowFirstColumn="0" w:firstRowLastColumn="0" w:lastRowFirstColumn="0" w:lastRowLastColumn="0"/>
               <w:rPr>
-                <w:rtl/>
-              </w:rPr>
-            </w:pPr>
-            <w:r>
-              <w:t>18</w:t>
+                <w:sz w:val="28"/>
+                <w:rtl/>
+              </w:rPr>
+            </w:pPr>
+            <w:r>
+              <w:rPr>
+                <w:sz w:val="28"/>
+              </w:rPr>
+              <w:t>19</w:t>
             </w:r>
           </w:p>
         </w:tc>
@@ -1278,106 +3119,164 @@
       <w:tr>
         <w:trPr>
           <w:cnfStyle w:val="000000100000" w:firstRow="0" w:lastRow="0" w:firstColumn="0" w:lastColumn="0" w:oddVBand="0" w:evenVBand="0" w:oddHBand="1" w:evenHBand="0" w:firstRowFirstColumn="0" w:firstRowLastColumn="0" w:lastRowFirstColumn="0" w:lastRowLastColumn="0"/>
+          <w:trHeight w:val="567"/>
         </w:trPr>
         <w:tc>
           <w:tcPr>
             <w:cnfStyle w:val="001000000000" w:firstRow="0" w:lastRow="0" w:firstColumn="1" w:lastColumn="0" w:oddVBand="0" w:evenVBand="0" w:oddHBand="0" w:evenHBand="0" w:firstRowFirstColumn="0" w:firstRowLastColumn="0" w:lastRowFirstColumn="0" w:lastRowLastColumn="0"/>
-            <w:tcW w:w="5148" w:type="dxa"/>
+            <w:tcW w:w="5529" w:type="dxa"/>
+            <w:vAlign w:val="center"/>
             <w:hideMark/>
           </w:tcPr>
           <w:p>
-            <w:r>
-              <w:rPr>
-                <w:rtl/>
-              </w:rPr>
-              <w:t>فرم قدیمی/جدید، بررسی رمز جدید، دکمه ذخیره، ارورها</w:t>
-            </w:r>
-          </w:p>
-        </w:tc>
-        <w:tc>
-          <w:tcPr>
-            <w:tcW w:w="3352" w:type="dxa"/>
-          </w:tcPr>
-          <w:p>
-            <w:pPr>
+            <w:pPr>
+              <w:jc w:val="center"/>
+              <w:rPr>
+                <w:b w:val="0"/>
+                <w:bCs w:val="0"/>
+                <w:sz w:val="28"/>
+              </w:rPr>
+            </w:pPr>
+            <w:r>
+              <w:rPr>
+                <w:b w:val="0"/>
+                <w:bCs w:val="0"/>
+                <w:sz w:val="28"/>
+                <w:rtl/>
+              </w:rPr>
+              <w:t>هشدار، ورودی رمز برای تایید، دکمه تایید نهایی، پیام اتمام</w:t>
+            </w:r>
+          </w:p>
+        </w:tc>
+        <w:tc>
+          <w:tcPr>
+            <w:tcW w:w="3686" w:type="dxa"/>
+            <w:vAlign w:val="center"/>
+          </w:tcPr>
+          <w:p>
+            <w:pPr>
+              <w:jc w:val="center"/>
               <w:cnfStyle w:val="000000100000" w:firstRow="0" w:lastRow="0" w:firstColumn="0" w:lastColumn="0" w:oddVBand="0" w:evenVBand="0" w:oddHBand="1" w:evenHBand="0" w:firstRowFirstColumn="0" w:firstRowLastColumn="0" w:lastRowFirstColumn="0" w:lastRowLastColumn="0"/>
-            </w:pPr>
-            <w:r>
-              <w:rPr>
-                <w:rtl/>
-              </w:rPr>
-              <w:t>تغییر رمز عبور</w:t>
-            </w:r>
-            <w:r>
-              <w:t xml:space="preserve"> (Change Password)</w:t>
-            </w:r>
-          </w:p>
-        </w:tc>
-        <w:tc>
-          <w:tcPr>
-            <w:tcW w:w="851" w:type="dxa"/>
-          </w:tcPr>
-          <w:p>
-            <w:pPr>
+              <w:rPr>
+                <w:sz w:val="28"/>
+              </w:rPr>
+            </w:pPr>
+            <w:r>
+              <w:rPr>
+                <w:sz w:val="28"/>
+                <w:rtl/>
+              </w:rPr>
+              <w:t>حذف حساب</w:t>
+            </w:r>
+            <w:r>
+              <w:rPr>
+                <w:sz w:val="28"/>
+              </w:rPr>
+              <w:t xml:space="preserve"> (Delete Account)</w:t>
+            </w:r>
+          </w:p>
+        </w:tc>
+        <w:tc>
+          <w:tcPr>
+            <w:tcW w:w="850" w:type="dxa"/>
+            <w:vAlign w:val="center"/>
+          </w:tcPr>
+          <w:p>
+            <w:pPr>
+              <w:jc w:val="center"/>
               <w:cnfStyle w:val="000000100000" w:firstRow="0" w:lastRow="0" w:firstColumn="0" w:lastColumn="0" w:oddVBand="0" w:evenVBand="0" w:oddHBand="1" w:evenHBand="0" w:firstRowFirstColumn="0" w:firstRowLastColumn="0" w:lastRowFirstColumn="0" w:lastRowLastColumn="0"/>
               <w:rPr>
-                <w:rtl/>
-              </w:rPr>
-            </w:pPr>
-            <w:r>
-              <w:t>19</w:t>
+                <w:sz w:val="28"/>
+                <w:rtl/>
+              </w:rPr>
+            </w:pPr>
+            <w:r>
+              <w:rPr>
+                <w:sz w:val="28"/>
+              </w:rPr>
+              <w:t>20</w:t>
             </w:r>
           </w:p>
         </w:tc>
       </w:tr>
       <w:tr>
+        <w:trPr>
+          <w:trHeight w:val="567"/>
+        </w:trPr>
         <w:tc>
           <w:tcPr>
             <w:cnfStyle w:val="001000000000" w:firstRow="0" w:lastRow="0" w:firstColumn="1" w:lastColumn="0" w:oddVBand="0" w:evenVBand="0" w:oddHBand="0" w:evenHBand="0" w:firstRowFirstColumn="0" w:firstRowLastColumn="0" w:lastRowFirstColumn="0" w:lastRowLastColumn="0"/>
-            <w:tcW w:w="5148" w:type="dxa"/>
+            <w:tcW w:w="5529" w:type="dxa"/>
+            <w:vAlign w:val="center"/>
             <w:hideMark/>
           </w:tcPr>
           <w:p>
-            <w:r>
-              <w:rPr>
-                <w:rtl/>
-              </w:rPr>
-              <w:t>هشدار، ورودی رمز برای تایید، دکمه تایید نهایی، پیام اتمام</w:t>
-            </w:r>
-          </w:p>
-        </w:tc>
-        <w:tc>
-          <w:tcPr>
-            <w:tcW w:w="3352" w:type="dxa"/>
-          </w:tcPr>
-          <w:p>
-            <w:pPr>
+            <w:pPr>
+              <w:jc w:val="center"/>
+              <w:rPr>
+                <w:b w:val="0"/>
+                <w:bCs w:val="0"/>
+                <w:sz w:val="28"/>
+              </w:rPr>
+            </w:pPr>
+            <w:r>
+              <w:rPr>
+                <w:b w:val="0"/>
+                <w:bCs w:val="0"/>
+                <w:sz w:val="28"/>
+                <w:rtl/>
+              </w:rPr>
+              <w:t>پیام مسیر نامعتبر، لینک برگشت به خانه</w:t>
+            </w:r>
+          </w:p>
+        </w:tc>
+        <w:tc>
+          <w:tcPr>
+            <w:tcW w:w="3686" w:type="dxa"/>
+            <w:vAlign w:val="center"/>
+          </w:tcPr>
+          <w:p>
+            <w:pPr>
+              <w:jc w:val="center"/>
               <w:cnfStyle w:val="000000000000" w:firstRow="0" w:lastRow="0" w:firstColumn="0" w:lastColumn="0" w:oddVBand="0" w:evenVBand="0" w:oddHBand="0" w:evenHBand="0" w:firstRowFirstColumn="0" w:firstRowLastColumn="0" w:lastRowFirstColumn="0" w:lastRowLastColumn="0"/>
-            </w:pPr>
-            <w:r>
-              <w:rPr>
-                <w:rtl/>
-              </w:rPr>
-              <w:t>حذف حساب</w:t>
-            </w:r>
-            <w:r>
-              <w:t xml:space="preserve"> (Delete Account)</w:t>
-            </w:r>
-          </w:p>
-        </w:tc>
-        <w:tc>
-          <w:tcPr>
-            <w:tcW w:w="851" w:type="dxa"/>
-          </w:tcPr>
-          <w:p>
-            <w:pPr>
+              <w:rPr>
+                <w:sz w:val="28"/>
+              </w:rPr>
+            </w:pPr>
+            <w:r>
+              <w:rPr>
+                <w:sz w:val="28"/>
+                <w:rtl/>
+              </w:rPr>
+              <w:t>صفحه خطا</w:t>
+            </w:r>
+            <w:r>
+              <w:rPr>
+                <w:sz w:val="28"/>
+              </w:rPr>
+              <w:t xml:space="preserve"> (404)</w:t>
+            </w:r>
+          </w:p>
+        </w:tc>
+        <w:tc>
+          <w:tcPr>
+            <w:tcW w:w="850" w:type="dxa"/>
+            <w:vAlign w:val="center"/>
+          </w:tcPr>
+          <w:p>
+            <w:pPr>
+              <w:jc w:val="center"/>
               <w:cnfStyle w:val="000000000000" w:firstRow="0" w:lastRow="0" w:firstColumn="0" w:lastColumn="0" w:oddVBand="0" w:evenVBand="0" w:oddHBand="0" w:evenHBand="0" w:firstRowFirstColumn="0" w:firstRowLastColumn="0" w:lastRowFirstColumn="0" w:lastRowLastColumn="0"/>
               <w:rPr>
-                <w:rtl/>
-              </w:rPr>
-            </w:pPr>
-            <w:r>
-              <w:t>20</w:t>
+                <w:sz w:val="28"/>
+                <w:rtl/>
+              </w:rPr>
+            </w:pPr>
+            <w:r>
+              <w:rPr>
+                <w:sz w:val="28"/>
+              </w:rPr>
+              <w:t>22</w:t>
             </w:r>
           </w:p>
         </w:tc>
@@ -1385,173 +3284,88 @@
       <w:tr>
         <w:trPr>
           <w:cnfStyle w:val="000000100000" w:firstRow="0" w:lastRow="0" w:firstColumn="0" w:lastColumn="0" w:oddVBand="0" w:evenVBand="0" w:oddHBand="1" w:evenHBand="0" w:firstRowFirstColumn="0" w:firstRowLastColumn="0" w:lastRowFirstColumn="0" w:lastRowLastColumn="0"/>
+          <w:trHeight w:val="567"/>
         </w:trPr>
         <w:tc>
           <w:tcPr>
             <w:cnfStyle w:val="001000000000" w:firstRow="0" w:lastRow="0" w:firstColumn="1" w:lastColumn="0" w:oddVBand="0" w:evenVBand="0" w:oddHBand="0" w:evenHBand="0" w:firstRowFirstColumn="0" w:firstRowLastColumn="0" w:lastRowFirstColumn="0" w:lastRowLastColumn="0"/>
-            <w:tcW w:w="5148" w:type="dxa"/>
+            <w:tcW w:w="5529" w:type="dxa"/>
+            <w:vAlign w:val="center"/>
             <w:hideMark/>
           </w:tcPr>
           <w:p>
-            <w:r>
-              <w:rPr>
-                <w:rtl/>
-              </w:rPr>
-              <w:t>لیست یادآوری‌ها، روزها و ساعت‌ها، نوع (نوتیف/آلارم)، دکمه افزودن، حذف، فعال/غیرفعال کردن</w:t>
-            </w:r>
-          </w:p>
-        </w:tc>
-        <w:tc>
-          <w:tcPr>
-            <w:tcW w:w="3352" w:type="dxa"/>
-          </w:tcPr>
-          <w:p>
-            <w:pPr>
+            <w:pPr>
+              <w:jc w:val="center"/>
+              <w:rPr>
+                <w:b w:val="0"/>
+                <w:bCs w:val="0"/>
+                <w:sz w:val="28"/>
+              </w:rPr>
+            </w:pPr>
+            <w:r>
+              <w:rPr>
+                <w:b w:val="0"/>
+                <w:bCs w:val="0"/>
+                <w:sz w:val="28"/>
+                <w:rtl/>
+              </w:rPr>
+              <w:t>پیام خطا، پیشنهاد بارگذاری مجدد، چک اتصال به اینترنت</w:t>
+            </w:r>
+          </w:p>
+        </w:tc>
+        <w:tc>
+          <w:tcPr>
+            <w:tcW w:w="3686" w:type="dxa"/>
+            <w:vAlign w:val="center"/>
+          </w:tcPr>
+          <w:p>
+            <w:pPr>
+              <w:jc w:val="center"/>
               <w:cnfStyle w:val="000000100000" w:firstRow="0" w:lastRow="0" w:firstColumn="0" w:lastColumn="0" w:oddVBand="0" w:evenVBand="0" w:oddHBand="1" w:evenHBand="0" w:firstRowFirstColumn="0" w:firstRowLastColumn="0" w:lastRowFirstColumn="0" w:lastRowLastColumn="0"/>
-            </w:pPr>
-            <w:r>
-              <w:rPr>
-                <w:rtl/>
-              </w:rPr>
-              <w:t>تنظیم یادآوری‌ها</w:t>
-            </w:r>
-            <w:r>
-              <w:t xml:space="preserve"> (Reminders)</w:t>
-            </w:r>
-          </w:p>
-        </w:tc>
-        <w:tc>
-          <w:tcPr>
-            <w:tcW w:w="851" w:type="dxa"/>
-          </w:tcPr>
-          <w:p>
-            <w:pPr>
+              <w:rPr>
+                <w:sz w:val="28"/>
+              </w:rPr>
+            </w:pPr>
+            <w:r>
+              <w:rPr>
+                <w:sz w:val="28"/>
+                <w:rtl/>
+              </w:rPr>
+              <w:t>ارور سیستمی</w:t>
+            </w:r>
+            <w:r>
+              <w:rPr>
+                <w:sz w:val="28"/>
+              </w:rPr>
+              <w:t xml:space="preserve"> (System Error)</w:t>
+            </w:r>
+          </w:p>
+        </w:tc>
+        <w:tc>
+          <w:tcPr>
+            <w:tcW w:w="850" w:type="dxa"/>
+            <w:vAlign w:val="center"/>
+          </w:tcPr>
+          <w:p>
+            <w:pPr>
+              <w:jc w:val="center"/>
               <w:cnfStyle w:val="000000100000" w:firstRow="0" w:lastRow="0" w:firstColumn="0" w:lastColumn="0" w:oddVBand="0" w:evenVBand="0" w:oddHBand="1" w:evenHBand="0" w:firstRowFirstColumn="0" w:firstRowLastColumn="0" w:lastRowFirstColumn="0" w:lastRowLastColumn="0"/>
               <w:rPr>
-                <w:rtl/>
-              </w:rPr>
-            </w:pPr>
-            <w:r>
-              <w:t>21</w:t>
-            </w:r>
-          </w:p>
-        </w:tc>
-      </w:tr>
-      <w:tr>
-        <w:tc>
-          <w:tcPr>
-            <w:cnfStyle w:val="001000000000" w:firstRow="0" w:lastRow="0" w:firstColumn="1" w:lastColumn="0" w:oddVBand="0" w:evenVBand="0" w:oddHBand="0" w:evenHBand="0" w:firstRowFirstColumn="0" w:firstRowLastColumn="0" w:lastRowFirstColumn="0" w:lastRowLastColumn="0"/>
-            <w:tcW w:w="5148" w:type="dxa"/>
-            <w:hideMark/>
-          </w:tcPr>
-          <w:p>
-            <w:r>
-              <w:rPr>
-                <w:rtl/>
-              </w:rPr>
-              <w:t>پیام مسیر نامعتبر، لینک برگشت به خانه</w:t>
-            </w:r>
-          </w:p>
-        </w:tc>
-        <w:tc>
-          <w:tcPr>
-            <w:tcW w:w="3352" w:type="dxa"/>
-          </w:tcPr>
-          <w:p>
-            <w:pPr>
-              <w:cnfStyle w:val="000000000000" w:firstRow="0" w:lastRow="0" w:firstColumn="0" w:lastColumn="0" w:oddVBand="0" w:evenVBand="0" w:oddHBand="0" w:evenHBand="0" w:firstRowFirstColumn="0" w:firstRowLastColumn="0" w:lastRowFirstColumn="0" w:lastRowLastColumn="0"/>
-            </w:pPr>
-            <w:r>
-              <w:rPr>
-                <w:rtl/>
-              </w:rPr>
-              <w:t>صفحه خطا</w:t>
-            </w:r>
-            <w:r>
-              <w:t xml:space="preserve"> (404)</w:t>
-            </w:r>
-          </w:p>
-        </w:tc>
-        <w:tc>
-          <w:tcPr>
-            <w:tcW w:w="851" w:type="dxa"/>
-          </w:tcPr>
-          <w:p>
-            <w:pPr>
-              <w:cnfStyle w:val="000000000000" w:firstRow="0" w:lastRow="0" w:firstColumn="0" w:lastColumn="0" w:oddVBand="0" w:evenVBand="0" w:oddHBand="0" w:evenHBand="0" w:firstRowFirstColumn="0" w:firstRowLastColumn="0" w:lastRowFirstColumn="0" w:lastRowLastColumn="0"/>
-              <w:rPr>
-                <w:rtl/>
-              </w:rPr>
-            </w:pPr>
-            <w:r>
-              <w:t>22</w:t>
-            </w:r>
-          </w:p>
-        </w:tc>
-      </w:tr>
-      <w:tr>
-        <w:trPr>
-          <w:cnfStyle w:val="000000100000" w:firstRow="0" w:lastRow="0" w:firstColumn="0" w:lastColumn="0" w:oddVBand="0" w:evenVBand="0" w:oddHBand="1" w:evenHBand="0" w:firstRowFirstColumn="0" w:firstRowLastColumn="0" w:lastRowFirstColumn="0" w:lastRowLastColumn="0"/>
-        </w:trPr>
-        <w:tc>
-          <w:tcPr>
-            <w:cnfStyle w:val="001000000000" w:firstRow="0" w:lastRow="0" w:firstColumn="1" w:lastColumn="0" w:oddVBand="0" w:evenVBand="0" w:oddHBand="0" w:evenHBand="0" w:firstRowFirstColumn="0" w:firstRowLastColumn="0" w:lastRowFirstColumn="0" w:lastRowLastColumn="0"/>
-            <w:tcW w:w="5148" w:type="dxa"/>
-            <w:hideMark/>
-          </w:tcPr>
-          <w:p>
-            <w:r>
-              <w:rPr>
-                <w:rtl/>
-              </w:rPr>
-              <w:t>پیام خطا، پیشنهاد بارگذاری مجدد، چک اتصال به اینترنت</w:t>
-            </w:r>
-          </w:p>
-        </w:tc>
-        <w:tc>
-          <w:tcPr>
-            <w:tcW w:w="3352" w:type="dxa"/>
-          </w:tcPr>
-          <w:p>
-            <w:pPr>
-              <w:cnfStyle w:val="000000100000" w:firstRow="0" w:lastRow="0" w:firstColumn="0" w:lastColumn="0" w:oddVBand="0" w:evenVBand="0" w:oddHBand="1" w:evenHBand="0" w:firstRowFirstColumn="0" w:firstRowLastColumn="0" w:lastRowFirstColumn="0" w:lastRowLastColumn="0"/>
-            </w:pPr>
-            <w:r>
-              <w:rPr>
-                <w:rtl/>
-              </w:rPr>
-              <w:t>ارور سیستمی</w:t>
-            </w:r>
-            <w:r>
-              <w:t xml:space="preserve"> (System Error)</w:t>
-            </w:r>
-          </w:p>
-        </w:tc>
-        <w:tc>
-          <w:tcPr>
-            <w:tcW w:w="851" w:type="dxa"/>
-          </w:tcPr>
-          <w:p>
-            <w:pPr>
-              <w:cnfStyle w:val="000000100000" w:firstRow="0" w:lastRow="0" w:firstColumn="0" w:lastColumn="0" w:oddVBand="0" w:evenVBand="0" w:oddHBand="1" w:evenHBand="0" w:firstRowFirstColumn="0" w:firstRowLastColumn="0" w:lastRowFirstColumn="0" w:lastRowLastColumn="0"/>
-              <w:rPr>
-                <w:rtl/>
-              </w:rPr>
-            </w:pPr>
-            <w:r>
+                <w:sz w:val="28"/>
+                <w:rtl/>
+              </w:rPr>
+            </w:pPr>
+            <w:r>
+              <w:rPr>
+                <w:sz w:val="28"/>
+              </w:rPr>
               <w:t>23</w:t>
             </w:r>
           </w:p>
         </w:tc>
       </w:tr>
     </w:tbl>
-    <w:p>
-      <w:pPr>
-        <w:rPr>
-          <w:rFonts w:hint="cs"/>
-        </w:rPr>
-      </w:pPr>
-    </w:p>
+    <w:p/>
     <w:sectPr>
       <w:pgSz w:w="11906" w:h="16838"/>
       <w:pgMar w:top="1440" w:right="1440" w:bottom="1440" w:left="1440" w:header="708" w:footer="708" w:gutter="0"/>
@@ -1562,6 +3376,723 @@
     </w:sectPr>
   </w:body>
 </w:document>
+</file>
+
+<file path=word/numbering.xml><?xml version="1.0" encoding="utf-8"?>
+<w:numbering xmlns:wpc="http://schemas.microsoft.com/office/word/2010/wordprocessingCanvas" xmlns:cx="http://schemas.microsoft.com/office/drawing/2014/chartex" xmlns:cx1="http://schemas.microsoft.com/office/drawing/2015/9/8/chartex" xmlns:cx2="http://schemas.microsoft.com/office/drawing/2015/10/21/chartex" xmlns:cx3="http://schemas.microsoft.com/office/drawing/2016/5/9/chartex" xmlns:cx4="http://schemas.microsoft.com/office/drawing/2016/5/10/chartex" xmlns:cx5="http://schemas.microsoft.com/office/drawing/2016/5/11/chartex" xmlns:cx6="http://schemas.microsoft.com/office/drawing/2016/5/12/chartex" xmlns:cx7="http://schemas.microsoft.com/office/drawing/2016/5/13/chartex" xmlns:cx8="http://schemas.microsoft.com/office/drawing/2016/5/14/chartex" xmlns:mc="http://schemas.openxmlformats.org/markup-compatibility/2006" xmlns:aink="http://schemas.microsoft.com/office/drawing/2016/ink" xmlns:am3d="http://schemas.microsoft.com/office/drawing/2017/model3d" xmlns:o="urn:schemas-microsoft-com:office:office" xmlns:oel="http://schemas.microsoft.com/office/2019/extlst" xmlns:r="http://schemas.openxmlformats.org/officeDocument/2006/relationships" xmlns:m="http://schemas.openxmlformats.org/officeDocument/2006/math" xmlns:v="urn:schemas-microsoft-com:vml" xmlns:wp14="http://schemas.microsoft.com/office/word/2010/wordprocessingDrawing" xmlns:wp="http://schemas.openxmlformats.org/drawingml/2006/wordprocessingDrawing" xmlns:w10="urn:schemas-microsoft-com:office:word" xmlns:w="http://schemas.openxmlformats.org/wordprocessingml/2006/main" xmlns:w14="http://schemas.microsoft.com/office/word/2010/wordml" xmlns:w15="http://schemas.microsoft.com/office/word/2012/wordml" xmlns:w16cex="http://schemas.microsoft.com/office/word/2018/wordml/cex" xmlns:w16cid="http://schemas.microsoft.com/office/word/2016/wordml/cid" xmlns:w16="http://schemas.microsoft.com/office/word/2018/wordml" xmlns:w16du="http://schemas.microsoft.com/office/word/2023/wordml/word16du" xmlns:w16sdtdh="http://schemas.microsoft.com/office/word/2020/wordml/sdtdatahash" xmlns:w16sdtfl="http://schemas.microsoft.com/office/word/2024/wordml/sdtformatlock" xmlns:w16se="http://schemas.microsoft.com/office/word/2015/wordml/symex" xmlns:wpg="http://schemas.microsoft.com/office/word/2010/wordprocessingGroup" xmlns:wpi="http://schemas.microsoft.com/office/word/2010/wordprocessingInk" xmlns:wne="http://schemas.microsoft.com/office/word/2006/wordml" xmlns:wps="http://schemas.microsoft.com/office/word/2010/wordprocessingShape" mc:Ignorable="w14 w15 w16se w16cid w16 w16cex w16sdtdh w16sdtfl w16du wp14">
+  <w:abstractNum w:abstractNumId="0" w15:restartNumberingAfterBreak="0">
+    <w:nsid w:val="02A92D26"/>
+    <w:multiLevelType w:val="hybridMultilevel"/>
+    <w:tmpl w:val="EDFCA60A"/>
+    <w:lvl w:ilvl="0" w:tplc="FFFFFFFF">
+      <w:start w:val="1"/>
+      <w:numFmt w:val="decimal"/>
+      <w:lvlText w:val="%1."/>
+      <w:lvlJc w:val="left"/>
+      <w:pPr>
+        <w:ind w:left="720" w:hanging="360"/>
+      </w:pPr>
+    </w:lvl>
+    <w:lvl w:ilvl="1" w:tplc="FFFFFFFF" w:tentative="1">
+      <w:start w:val="1"/>
+      <w:numFmt w:val="lowerLetter"/>
+      <w:lvlText w:val="%2."/>
+      <w:lvlJc w:val="left"/>
+      <w:pPr>
+        <w:ind w:left="1440" w:hanging="360"/>
+      </w:pPr>
+    </w:lvl>
+    <w:lvl w:ilvl="2" w:tplc="FFFFFFFF" w:tentative="1">
+      <w:start w:val="1"/>
+      <w:numFmt w:val="lowerRoman"/>
+      <w:lvlText w:val="%3."/>
+      <w:lvlJc w:val="right"/>
+      <w:pPr>
+        <w:ind w:left="2160" w:hanging="180"/>
+      </w:pPr>
+    </w:lvl>
+    <w:lvl w:ilvl="3" w:tplc="FFFFFFFF" w:tentative="1">
+      <w:start w:val="1"/>
+      <w:numFmt w:val="decimal"/>
+      <w:lvlText w:val="%4."/>
+      <w:lvlJc w:val="left"/>
+      <w:pPr>
+        <w:ind w:left="2880" w:hanging="360"/>
+      </w:pPr>
+    </w:lvl>
+    <w:lvl w:ilvl="4" w:tplc="FFFFFFFF" w:tentative="1">
+      <w:start w:val="1"/>
+      <w:numFmt w:val="lowerLetter"/>
+      <w:lvlText w:val="%5."/>
+      <w:lvlJc w:val="left"/>
+      <w:pPr>
+        <w:ind w:left="3600" w:hanging="360"/>
+      </w:pPr>
+    </w:lvl>
+    <w:lvl w:ilvl="5" w:tplc="FFFFFFFF" w:tentative="1">
+      <w:start w:val="1"/>
+      <w:numFmt w:val="lowerRoman"/>
+      <w:lvlText w:val="%6."/>
+      <w:lvlJc w:val="right"/>
+      <w:pPr>
+        <w:ind w:left="4320" w:hanging="180"/>
+      </w:pPr>
+    </w:lvl>
+    <w:lvl w:ilvl="6" w:tplc="FFFFFFFF" w:tentative="1">
+      <w:start w:val="1"/>
+      <w:numFmt w:val="decimal"/>
+      <w:lvlText w:val="%7."/>
+      <w:lvlJc w:val="left"/>
+      <w:pPr>
+        <w:ind w:left="5040" w:hanging="360"/>
+      </w:pPr>
+    </w:lvl>
+    <w:lvl w:ilvl="7" w:tplc="FFFFFFFF" w:tentative="1">
+      <w:start w:val="1"/>
+      <w:numFmt w:val="lowerLetter"/>
+      <w:lvlText w:val="%8."/>
+      <w:lvlJc w:val="left"/>
+      <w:pPr>
+        <w:ind w:left="5760" w:hanging="360"/>
+      </w:pPr>
+    </w:lvl>
+    <w:lvl w:ilvl="8" w:tplc="FFFFFFFF" w:tentative="1">
+      <w:start w:val="1"/>
+      <w:numFmt w:val="lowerRoman"/>
+      <w:lvlText w:val="%9."/>
+      <w:lvlJc w:val="right"/>
+      <w:pPr>
+        <w:ind w:left="6480" w:hanging="180"/>
+      </w:pPr>
+    </w:lvl>
+  </w:abstractNum>
+  <w:abstractNum w:abstractNumId="1" w15:restartNumberingAfterBreak="0">
+    <w:nsid w:val="0C986755"/>
+    <w:multiLevelType w:val="hybridMultilevel"/>
+    <w:tmpl w:val="C4929148"/>
+    <w:lvl w:ilvl="0" w:tplc="0409000F">
+      <w:start w:val="1"/>
+      <w:numFmt w:val="decimal"/>
+      <w:lvlText w:val="%1."/>
+      <w:lvlJc w:val="left"/>
+      <w:pPr>
+        <w:ind w:left="720" w:hanging="360"/>
+      </w:pPr>
+    </w:lvl>
+    <w:lvl w:ilvl="1" w:tplc="04090019" w:tentative="1">
+      <w:start w:val="1"/>
+      <w:numFmt w:val="lowerLetter"/>
+      <w:lvlText w:val="%2."/>
+      <w:lvlJc w:val="left"/>
+      <w:pPr>
+        <w:ind w:left="1440" w:hanging="360"/>
+      </w:pPr>
+    </w:lvl>
+    <w:lvl w:ilvl="2" w:tplc="0409001B" w:tentative="1">
+      <w:start w:val="1"/>
+      <w:numFmt w:val="lowerRoman"/>
+      <w:lvlText w:val="%3."/>
+      <w:lvlJc w:val="right"/>
+      <w:pPr>
+        <w:ind w:left="2160" w:hanging="180"/>
+      </w:pPr>
+    </w:lvl>
+    <w:lvl w:ilvl="3" w:tplc="0409000F" w:tentative="1">
+      <w:start w:val="1"/>
+      <w:numFmt w:val="decimal"/>
+      <w:lvlText w:val="%4."/>
+      <w:lvlJc w:val="left"/>
+      <w:pPr>
+        <w:ind w:left="2880" w:hanging="360"/>
+      </w:pPr>
+    </w:lvl>
+    <w:lvl w:ilvl="4" w:tplc="04090019" w:tentative="1">
+      <w:start w:val="1"/>
+      <w:numFmt w:val="lowerLetter"/>
+      <w:lvlText w:val="%5."/>
+      <w:lvlJc w:val="left"/>
+      <w:pPr>
+        <w:ind w:left="3600" w:hanging="360"/>
+      </w:pPr>
+    </w:lvl>
+    <w:lvl w:ilvl="5" w:tplc="0409001B" w:tentative="1">
+      <w:start w:val="1"/>
+      <w:numFmt w:val="lowerRoman"/>
+      <w:lvlText w:val="%6."/>
+      <w:lvlJc w:val="right"/>
+      <w:pPr>
+        <w:ind w:left="4320" w:hanging="180"/>
+      </w:pPr>
+    </w:lvl>
+    <w:lvl w:ilvl="6" w:tplc="0409000F" w:tentative="1">
+      <w:start w:val="1"/>
+      <w:numFmt w:val="decimal"/>
+      <w:lvlText w:val="%7."/>
+      <w:lvlJc w:val="left"/>
+      <w:pPr>
+        <w:ind w:left="5040" w:hanging="360"/>
+      </w:pPr>
+    </w:lvl>
+    <w:lvl w:ilvl="7" w:tplc="04090019" w:tentative="1">
+      <w:start w:val="1"/>
+      <w:numFmt w:val="lowerLetter"/>
+      <w:lvlText w:val="%8."/>
+      <w:lvlJc w:val="left"/>
+      <w:pPr>
+        <w:ind w:left="5760" w:hanging="360"/>
+      </w:pPr>
+    </w:lvl>
+    <w:lvl w:ilvl="8" w:tplc="0409001B" w:tentative="1">
+      <w:start w:val="1"/>
+      <w:numFmt w:val="lowerRoman"/>
+      <w:lvlText w:val="%9."/>
+      <w:lvlJc w:val="right"/>
+      <w:pPr>
+        <w:ind w:left="6480" w:hanging="180"/>
+      </w:pPr>
+    </w:lvl>
+  </w:abstractNum>
+  <w:abstractNum w:abstractNumId="2" w15:restartNumberingAfterBreak="0">
+    <w:nsid w:val="1E183515"/>
+    <w:multiLevelType w:val="hybridMultilevel"/>
+    <w:tmpl w:val="EDFCA60A"/>
+    <w:lvl w:ilvl="0" w:tplc="FFFFFFFF">
+      <w:start w:val="1"/>
+      <w:numFmt w:val="decimal"/>
+      <w:lvlText w:val="%1."/>
+      <w:lvlJc w:val="left"/>
+      <w:pPr>
+        <w:ind w:left="720" w:hanging="360"/>
+      </w:pPr>
+    </w:lvl>
+    <w:lvl w:ilvl="1" w:tplc="FFFFFFFF" w:tentative="1">
+      <w:start w:val="1"/>
+      <w:numFmt w:val="lowerLetter"/>
+      <w:lvlText w:val="%2."/>
+      <w:lvlJc w:val="left"/>
+      <w:pPr>
+        <w:ind w:left="1440" w:hanging="360"/>
+      </w:pPr>
+    </w:lvl>
+    <w:lvl w:ilvl="2" w:tplc="FFFFFFFF" w:tentative="1">
+      <w:start w:val="1"/>
+      <w:numFmt w:val="lowerRoman"/>
+      <w:lvlText w:val="%3."/>
+      <w:lvlJc w:val="right"/>
+      <w:pPr>
+        <w:ind w:left="2160" w:hanging="180"/>
+      </w:pPr>
+    </w:lvl>
+    <w:lvl w:ilvl="3" w:tplc="FFFFFFFF" w:tentative="1">
+      <w:start w:val="1"/>
+      <w:numFmt w:val="decimal"/>
+      <w:lvlText w:val="%4."/>
+      <w:lvlJc w:val="left"/>
+      <w:pPr>
+        <w:ind w:left="2880" w:hanging="360"/>
+      </w:pPr>
+    </w:lvl>
+    <w:lvl w:ilvl="4" w:tplc="FFFFFFFF" w:tentative="1">
+      <w:start w:val="1"/>
+      <w:numFmt w:val="lowerLetter"/>
+      <w:lvlText w:val="%5."/>
+      <w:lvlJc w:val="left"/>
+      <w:pPr>
+        <w:ind w:left="3600" w:hanging="360"/>
+      </w:pPr>
+    </w:lvl>
+    <w:lvl w:ilvl="5" w:tplc="FFFFFFFF" w:tentative="1">
+      <w:start w:val="1"/>
+      <w:numFmt w:val="lowerRoman"/>
+      <w:lvlText w:val="%6."/>
+      <w:lvlJc w:val="right"/>
+      <w:pPr>
+        <w:ind w:left="4320" w:hanging="180"/>
+      </w:pPr>
+    </w:lvl>
+    <w:lvl w:ilvl="6" w:tplc="FFFFFFFF" w:tentative="1">
+      <w:start w:val="1"/>
+      <w:numFmt w:val="decimal"/>
+      <w:lvlText w:val="%7."/>
+      <w:lvlJc w:val="left"/>
+      <w:pPr>
+        <w:ind w:left="5040" w:hanging="360"/>
+      </w:pPr>
+    </w:lvl>
+    <w:lvl w:ilvl="7" w:tplc="FFFFFFFF" w:tentative="1">
+      <w:start w:val="1"/>
+      <w:numFmt w:val="lowerLetter"/>
+      <w:lvlText w:val="%8."/>
+      <w:lvlJc w:val="left"/>
+      <w:pPr>
+        <w:ind w:left="5760" w:hanging="360"/>
+      </w:pPr>
+    </w:lvl>
+    <w:lvl w:ilvl="8" w:tplc="FFFFFFFF" w:tentative="1">
+      <w:start w:val="1"/>
+      <w:numFmt w:val="lowerRoman"/>
+      <w:lvlText w:val="%9."/>
+      <w:lvlJc w:val="right"/>
+      <w:pPr>
+        <w:ind w:left="6480" w:hanging="180"/>
+      </w:pPr>
+    </w:lvl>
+  </w:abstractNum>
+  <w:abstractNum w:abstractNumId="3" w15:restartNumberingAfterBreak="0">
+    <w:nsid w:val="484714DB"/>
+    <w:multiLevelType w:val="hybridMultilevel"/>
+    <w:tmpl w:val="B8E83D20"/>
+    <w:lvl w:ilvl="0" w:tplc="0409000F">
+      <w:start w:val="1"/>
+      <w:numFmt w:val="decimal"/>
+      <w:lvlText w:val="%1."/>
+      <w:lvlJc w:val="left"/>
+      <w:pPr>
+        <w:ind w:left="720" w:hanging="360"/>
+      </w:pPr>
+    </w:lvl>
+    <w:lvl w:ilvl="1" w:tplc="04090019" w:tentative="1">
+      <w:start w:val="1"/>
+      <w:numFmt w:val="lowerLetter"/>
+      <w:lvlText w:val="%2."/>
+      <w:lvlJc w:val="left"/>
+      <w:pPr>
+        <w:ind w:left="1440" w:hanging="360"/>
+      </w:pPr>
+    </w:lvl>
+    <w:lvl w:ilvl="2" w:tplc="0409001B" w:tentative="1">
+      <w:start w:val="1"/>
+      <w:numFmt w:val="lowerRoman"/>
+      <w:lvlText w:val="%3."/>
+      <w:lvlJc w:val="right"/>
+      <w:pPr>
+        <w:ind w:left="2160" w:hanging="180"/>
+      </w:pPr>
+    </w:lvl>
+    <w:lvl w:ilvl="3" w:tplc="0409000F" w:tentative="1">
+      <w:start w:val="1"/>
+      <w:numFmt w:val="decimal"/>
+      <w:lvlText w:val="%4."/>
+      <w:lvlJc w:val="left"/>
+      <w:pPr>
+        <w:ind w:left="2880" w:hanging="360"/>
+      </w:pPr>
+    </w:lvl>
+    <w:lvl w:ilvl="4" w:tplc="04090019" w:tentative="1">
+      <w:start w:val="1"/>
+      <w:numFmt w:val="lowerLetter"/>
+      <w:lvlText w:val="%5."/>
+      <w:lvlJc w:val="left"/>
+      <w:pPr>
+        <w:ind w:left="3600" w:hanging="360"/>
+      </w:pPr>
+    </w:lvl>
+    <w:lvl w:ilvl="5" w:tplc="0409001B" w:tentative="1">
+      <w:start w:val="1"/>
+      <w:numFmt w:val="lowerRoman"/>
+      <w:lvlText w:val="%6."/>
+      <w:lvlJc w:val="right"/>
+      <w:pPr>
+        <w:ind w:left="4320" w:hanging="180"/>
+      </w:pPr>
+    </w:lvl>
+    <w:lvl w:ilvl="6" w:tplc="0409000F" w:tentative="1">
+      <w:start w:val="1"/>
+      <w:numFmt w:val="decimal"/>
+      <w:lvlText w:val="%7."/>
+      <w:lvlJc w:val="left"/>
+      <w:pPr>
+        <w:ind w:left="5040" w:hanging="360"/>
+      </w:pPr>
+    </w:lvl>
+    <w:lvl w:ilvl="7" w:tplc="04090019" w:tentative="1">
+      <w:start w:val="1"/>
+      <w:numFmt w:val="lowerLetter"/>
+      <w:lvlText w:val="%8."/>
+      <w:lvlJc w:val="left"/>
+      <w:pPr>
+        <w:ind w:left="5760" w:hanging="360"/>
+      </w:pPr>
+    </w:lvl>
+    <w:lvl w:ilvl="8" w:tplc="0409001B" w:tentative="1">
+      <w:start w:val="1"/>
+      <w:numFmt w:val="lowerRoman"/>
+      <w:lvlText w:val="%9."/>
+      <w:lvlJc w:val="right"/>
+      <w:pPr>
+        <w:ind w:left="6480" w:hanging="180"/>
+      </w:pPr>
+    </w:lvl>
+  </w:abstractNum>
+  <w:abstractNum w:abstractNumId="4" w15:restartNumberingAfterBreak="0">
+    <w:nsid w:val="5CEE666D"/>
+    <w:multiLevelType w:val="hybridMultilevel"/>
+    <w:tmpl w:val="40009274"/>
+    <w:lvl w:ilvl="0" w:tplc="0409000F">
+      <w:start w:val="1"/>
+      <w:numFmt w:val="decimal"/>
+      <w:lvlText w:val="%1."/>
+      <w:lvlJc w:val="left"/>
+      <w:pPr>
+        <w:ind w:left="720" w:hanging="360"/>
+      </w:pPr>
+    </w:lvl>
+    <w:lvl w:ilvl="1" w:tplc="04090019" w:tentative="1">
+      <w:start w:val="1"/>
+      <w:numFmt w:val="lowerLetter"/>
+      <w:lvlText w:val="%2."/>
+      <w:lvlJc w:val="left"/>
+      <w:pPr>
+        <w:ind w:left="1440" w:hanging="360"/>
+      </w:pPr>
+    </w:lvl>
+    <w:lvl w:ilvl="2" w:tplc="0409001B" w:tentative="1">
+      <w:start w:val="1"/>
+      <w:numFmt w:val="lowerRoman"/>
+      <w:lvlText w:val="%3."/>
+      <w:lvlJc w:val="right"/>
+      <w:pPr>
+        <w:ind w:left="2160" w:hanging="180"/>
+      </w:pPr>
+    </w:lvl>
+    <w:lvl w:ilvl="3" w:tplc="0409000F" w:tentative="1">
+      <w:start w:val="1"/>
+      <w:numFmt w:val="decimal"/>
+      <w:lvlText w:val="%4."/>
+      <w:lvlJc w:val="left"/>
+      <w:pPr>
+        <w:ind w:left="2880" w:hanging="360"/>
+      </w:pPr>
+    </w:lvl>
+    <w:lvl w:ilvl="4" w:tplc="04090019" w:tentative="1">
+      <w:start w:val="1"/>
+      <w:numFmt w:val="lowerLetter"/>
+      <w:lvlText w:val="%5."/>
+      <w:lvlJc w:val="left"/>
+      <w:pPr>
+        <w:ind w:left="3600" w:hanging="360"/>
+      </w:pPr>
+    </w:lvl>
+    <w:lvl w:ilvl="5" w:tplc="0409001B" w:tentative="1">
+      <w:start w:val="1"/>
+      <w:numFmt w:val="lowerRoman"/>
+      <w:lvlText w:val="%6."/>
+      <w:lvlJc w:val="right"/>
+      <w:pPr>
+        <w:ind w:left="4320" w:hanging="180"/>
+      </w:pPr>
+    </w:lvl>
+    <w:lvl w:ilvl="6" w:tplc="0409000F" w:tentative="1">
+      <w:start w:val="1"/>
+      <w:numFmt w:val="decimal"/>
+      <w:lvlText w:val="%7."/>
+      <w:lvlJc w:val="left"/>
+      <w:pPr>
+        <w:ind w:left="5040" w:hanging="360"/>
+      </w:pPr>
+    </w:lvl>
+    <w:lvl w:ilvl="7" w:tplc="04090019" w:tentative="1">
+      <w:start w:val="1"/>
+      <w:numFmt w:val="lowerLetter"/>
+      <w:lvlText w:val="%8."/>
+      <w:lvlJc w:val="left"/>
+      <w:pPr>
+        <w:ind w:left="5760" w:hanging="360"/>
+      </w:pPr>
+    </w:lvl>
+    <w:lvl w:ilvl="8" w:tplc="0409001B" w:tentative="1">
+      <w:start w:val="1"/>
+      <w:numFmt w:val="lowerRoman"/>
+      <w:lvlText w:val="%9."/>
+      <w:lvlJc w:val="right"/>
+      <w:pPr>
+        <w:ind w:left="6480" w:hanging="180"/>
+      </w:pPr>
+    </w:lvl>
+  </w:abstractNum>
+  <w:abstractNum w:abstractNumId="5" w15:restartNumberingAfterBreak="0">
+    <w:nsid w:val="63517550"/>
+    <w:multiLevelType w:val="hybridMultilevel"/>
+    <w:tmpl w:val="891442C0"/>
+    <w:lvl w:ilvl="0" w:tplc="0409000F">
+      <w:start w:val="1"/>
+      <w:numFmt w:val="decimal"/>
+      <w:lvlText w:val="%1."/>
+      <w:lvlJc w:val="left"/>
+      <w:pPr>
+        <w:ind w:left="720" w:hanging="360"/>
+      </w:pPr>
+    </w:lvl>
+    <w:lvl w:ilvl="1" w:tplc="04090019" w:tentative="1">
+      <w:start w:val="1"/>
+      <w:numFmt w:val="lowerLetter"/>
+      <w:lvlText w:val="%2."/>
+      <w:lvlJc w:val="left"/>
+      <w:pPr>
+        <w:ind w:left="1440" w:hanging="360"/>
+      </w:pPr>
+    </w:lvl>
+    <w:lvl w:ilvl="2" w:tplc="0409001B" w:tentative="1">
+      <w:start w:val="1"/>
+      <w:numFmt w:val="lowerRoman"/>
+      <w:lvlText w:val="%3."/>
+      <w:lvlJc w:val="right"/>
+      <w:pPr>
+        <w:ind w:left="2160" w:hanging="180"/>
+      </w:pPr>
+    </w:lvl>
+    <w:lvl w:ilvl="3" w:tplc="0409000F" w:tentative="1">
+      <w:start w:val="1"/>
+      <w:numFmt w:val="decimal"/>
+      <w:lvlText w:val="%4."/>
+      <w:lvlJc w:val="left"/>
+      <w:pPr>
+        <w:ind w:left="2880" w:hanging="360"/>
+      </w:pPr>
+    </w:lvl>
+    <w:lvl w:ilvl="4" w:tplc="04090019" w:tentative="1">
+      <w:start w:val="1"/>
+      <w:numFmt w:val="lowerLetter"/>
+      <w:lvlText w:val="%5."/>
+      <w:lvlJc w:val="left"/>
+      <w:pPr>
+        <w:ind w:left="3600" w:hanging="360"/>
+      </w:pPr>
+    </w:lvl>
+    <w:lvl w:ilvl="5" w:tplc="0409001B" w:tentative="1">
+      <w:start w:val="1"/>
+      <w:numFmt w:val="lowerRoman"/>
+      <w:lvlText w:val="%6."/>
+      <w:lvlJc w:val="right"/>
+      <w:pPr>
+        <w:ind w:left="4320" w:hanging="180"/>
+      </w:pPr>
+    </w:lvl>
+    <w:lvl w:ilvl="6" w:tplc="0409000F" w:tentative="1">
+      <w:start w:val="1"/>
+      <w:numFmt w:val="decimal"/>
+      <w:lvlText w:val="%7."/>
+      <w:lvlJc w:val="left"/>
+      <w:pPr>
+        <w:ind w:left="5040" w:hanging="360"/>
+      </w:pPr>
+    </w:lvl>
+    <w:lvl w:ilvl="7" w:tplc="04090019" w:tentative="1">
+      <w:start w:val="1"/>
+      <w:numFmt w:val="lowerLetter"/>
+      <w:lvlText w:val="%8."/>
+      <w:lvlJc w:val="left"/>
+      <w:pPr>
+        <w:ind w:left="5760" w:hanging="360"/>
+      </w:pPr>
+    </w:lvl>
+    <w:lvl w:ilvl="8" w:tplc="0409001B" w:tentative="1">
+      <w:start w:val="1"/>
+      <w:numFmt w:val="lowerRoman"/>
+      <w:lvlText w:val="%9."/>
+      <w:lvlJc w:val="right"/>
+      <w:pPr>
+        <w:ind w:left="6480" w:hanging="180"/>
+      </w:pPr>
+    </w:lvl>
+  </w:abstractNum>
+  <w:abstractNum w:abstractNumId="6" w15:restartNumberingAfterBreak="0">
+    <w:nsid w:val="69147F33"/>
+    <w:multiLevelType w:val="hybridMultilevel"/>
+    <w:tmpl w:val="28C8FF32"/>
+    <w:lvl w:ilvl="0" w:tplc="FFFFFFFF">
+      <w:start w:val="1"/>
+      <w:numFmt w:val="decimal"/>
+      <w:lvlText w:val="%1."/>
+      <w:lvlJc w:val="left"/>
+      <w:pPr>
+        <w:ind w:left="720" w:hanging="360"/>
+      </w:pPr>
+    </w:lvl>
+    <w:lvl w:ilvl="1" w:tplc="04090019" w:tentative="1">
+      <w:start w:val="1"/>
+      <w:numFmt w:val="lowerLetter"/>
+      <w:lvlText w:val="%2."/>
+      <w:lvlJc w:val="left"/>
+      <w:pPr>
+        <w:ind w:left="1440" w:hanging="360"/>
+      </w:pPr>
+    </w:lvl>
+    <w:lvl w:ilvl="2" w:tplc="0409001B" w:tentative="1">
+      <w:start w:val="1"/>
+      <w:numFmt w:val="lowerRoman"/>
+      <w:lvlText w:val="%3."/>
+      <w:lvlJc w:val="right"/>
+      <w:pPr>
+        <w:ind w:left="2160" w:hanging="180"/>
+      </w:pPr>
+    </w:lvl>
+    <w:lvl w:ilvl="3" w:tplc="0409000F" w:tentative="1">
+      <w:start w:val="1"/>
+      <w:numFmt w:val="decimal"/>
+      <w:lvlText w:val="%4."/>
+      <w:lvlJc w:val="left"/>
+      <w:pPr>
+        <w:ind w:left="2880" w:hanging="360"/>
+      </w:pPr>
+    </w:lvl>
+    <w:lvl w:ilvl="4" w:tplc="04090019" w:tentative="1">
+      <w:start w:val="1"/>
+      <w:numFmt w:val="lowerLetter"/>
+      <w:lvlText w:val="%5."/>
+      <w:lvlJc w:val="left"/>
+      <w:pPr>
+        <w:ind w:left="3600" w:hanging="360"/>
+      </w:pPr>
+    </w:lvl>
+    <w:lvl w:ilvl="5" w:tplc="0409001B" w:tentative="1">
+      <w:start w:val="1"/>
+      <w:numFmt w:val="lowerRoman"/>
+      <w:lvlText w:val="%6."/>
+      <w:lvlJc w:val="right"/>
+      <w:pPr>
+        <w:ind w:left="4320" w:hanging="180"/>
+      </w:pPr>
+    </w:lvl>
+    <w:lvl w:ilvl="6" w:tplc="0409000F" w:tentative="1">
+      <w:start w:val="1"/>
+      <w:numFmt w:val="decimal"/>
+      <w:lvlText w:val="%7."/>
+      <w:lvlJc w:val="left"/>
+      <w:pPr>
+        <w:ind w:left="5040" w:hanging="360"/>
+      </w:pPr>
+    </w:lvl>
+    <w:lvl w:ilvl="7" w:tplc="04090019" w:tentative="1">
+      <w:start w:val="1"/>
+      <w:numFmt w:val="lowerLetter"/>
+      <w:lvlText w:val="%8."/>
+      <w:lvlJc w:val="left"/>
+      <w:pPr>
+        <w:ind w:left="5760" w:hanging="360"/>
+      </w:pPr>
+    </w:lvl>
+    <w:lvl w:ilvl="8" w:tplc="0409001B" w:tentative="1">
+      <w:start w:val="1"/>
+      <w:numFmt w:val="lowerRoman"/>
+      <w:lvlText w:val="%9."/>
+      <w:lvlJc w:val="right"/>
+      <w:pPr>
+        <w:ind w:left="6480" w:hanging="180"/>
+      </w:pPr>
+    </w:lvl>
+  </w:abstractNum>
+  <w:abstractNum w:abstractNumId="7" w15:restartNumberingAfterBreak="0">
+    <w:nsid w:val="6FC064F6"/>
+    <w:multiLevelType w:val="hybridMultilevel"/>
+    <w:tmpl w:val="EDFCA60A"/>
+    <w:lvl w:ilvl="0" w:tplc="0409000F">
+      <w:start w:val="1"/>
+      <w:numFmt w:val="decimal"/>
+      <w:lvlText w:val="%1."/>
+      <w:lvlJc w:val="left"/>
+      <w:pPr>
+        <w:ind w:left="720" w:hanging="360"/>
+      </w:pPr>
+    </w:lvl>
+    <w:lvl w:ilvl="1" w:tplc="04090019" w:tentative="1">
+      <w:start w:val="1"/>
+      <w:numFmt w:val="lowerLetter"/>
+      <w:lvlText w:val="%2."/>
+      <w:lvlJc w:val="left"/>
+      <w:pPr>
+        <w:ind w:left="1440" w:hanging="360"/>
+      </w:pPr>
+    </w:lvl>
+    <w:lvl w:ilvl="2" w:tplc="0409001B" w:tentative="1">
+      <w:start w:val="1"/>
+      <w:numFmt w:val="lowerRoman"/>
+      <w:lvlText w:val="%3."/>
+      <w:lvlJc w:val="right"/>
+      <w:pPr>
+        <w:ind w:left="2160" w:hanging="180"/>
+      </w:pPr>
+    </w:lvl>
+    <w:lvl w:ilvl="3" w:tplc="0409000F" w:tentative="1">
+      <w:start w:val="1"/>
+      <w:numFmt w:val="decimal"/>
+      <w:lvlText w:val="%4."/>
+      <w:lvlJc w:val="left"/>
+      <w:pPr>
+        <w:ind w:left="2880" w:hanging="360"/>
+      </w:pPr>
+    </w:lvl>
+    <w:lvl w:ilvl="4" w:tplc="04090019" w:tentative="1">
+      <w:start w:val="1"/>
+      <w:numFmt w:val="lowerLetter"/>
+      <w:lvlText w:val="%5."/>
+      <w:lvlJc w:val="left"/>
+      <w:pPr>
+        <w:ind w:left="3600" w:hanging="360"/>
+      </w:pPr>
+    </w:lvl>
+    <w:lvl w:ilvl="5" w:tplc="0409001B" w:tentative="1">
+      <w:start w:val="1"/>
+      <w:numFmt w:val="lowerRoman"/>
+      <w:lvlText w:val="%6."/>
+      <w:lvlJc w:val="right"/>
+      <w:pPr>
+        <w:ind w:left="4320" w:hanging="180"/>
+      </w:pPr>
+    </w:lvl>
+    <w:lvl w:ilvl="6" w:tplc="0409000F" w:tentative="1">
+      <w:start w:val="1"/>
+      <w:numFmt w:val="decimal"/>
+      <w:lvlText w:val="%7."/>
+      <w:lvlJc w:val="left"/>
+      <w:pPr>
+        <w:ind w:left="5040" w:hanging="360"/>
+      </w:pPr>
+    </w:lvl>
+    <w:lvl w:ilvl="7" w:tplc="04090019" w:tentative="1">
+      <w:start w:val="1"/>
+      <w:numFmt w:val="lowerLetter"/>
+      <w:lvlText w:val="%8."/>
+      <w:lvlJc w:val="left"/>
+      <w:pPr>
+        <w:ind w:left="5760" w:hanging="360"/>
+      </w:pPr>
+    </w:lvl>
+    <w:lvl w:ilvl="8" w:tplc="0409001B" w:tentative="1">
+      <w:start w:val="1"/>
+      <w:numFmt w:val="lowerRoman"/>
+      <w:lvlText w:val="%9."/>
+      <w:lvlJc w:val="right"/>
+      <w:pPr>
+        <w:ind w:left="6480" w:hanging="180"/>
+      </w:pPr>
+    </w:lvl>
+  </w:abstractNum>
+  <w:num w:numId="1" w16cid:durableId="904266517">
+    <w:abstractNumId w:val="4"/>
+  </w:num>
+  <w:num w:numId="2" w16cid:durableId="581641273">
+    <w:abstractNumId w:val="3"/>
+  </w:num>
+  <w:num w:numId="3" w16cid:durableId="1471167892">
+    <w:abstractNumId w:val="1"/>
+  </w:num>
+  <w:num w:numId="4" w16cid:durableId="13384773">
+    <w:abstractNumId w:val="5"/>
+  </w:num>
+  <w:num w:numId="5" w16cid:durableId="1916669301">
+    <w:abstractNumId w:val="7"/>
+  </w:num>
+  <w:num w:numId="6" w16cid:durableId="776632591">
+    <w:abstractNumId w:val="2"/>
+  </w:num>
+  <w:num w:numId="7" w16cid:durableId="994263427">
+    <w:abstractNumId w:val="0"/>
+  </w:num>
+  <w:num w:numId="8" w16cid:durableId="911234342">
+    <w:abstractNumId w:val="6"/>
+  </w:num>
+</w:numbering>
 </file>
 
 <file path=word/styles.xml><?xml version="1.0" encoding="utf-8"?>
@@ -1964,7 +4495,7 @@
   <w:style w:type="paragraph" w:default="1" w:styleId="Normal">
     <w:name w:val="Normal"/>
     <w:qFormat/>
-    <w:rsid w:val="0017064C"/>
+    <w:rsid w:val="004E3DF6"/>
     <w:pPr>
       <w:suppressAutoHyphens/>
       <w:autoSpaceDN w:val="0"/>
@@ -1986,7 +4517,7 @@
     <w:link w:val="Heading1Char"/>
     <w:uiPriority w:val="9"/>
     <w:qFormat/>
-    <w:rsid w:val="00DC3192"/>
+    <w:rsid w:val="00102391"/>
     <w:pPr>
       <w:keepNext/>
       <w:keepLines/>
@@ -1994,10 +4525,10 @@
       <w:outlineLvl w:val="0"/>
     </w:pPr>
     <w:rPr>
-      <w:rFonts w:asciiTheme="majorHAnsi" w:eastAsiaTheme="majorEastAsia" w:hAnsiTheme="majorHAnsi" w:cstheme="majorBidi"/>
-      <w:color w:val="0F4761" w:themeColor="accent1" w:themeShade="BF"/>
+      <w:rFonts w:asciiTheme="majorHAnsi" w:eastAsiaTheme="majorEastAsia" w:hAnsiTheme="majorHAnsi"/>
+      <w:color w:val="000000" w:themeColor="text1"/>
       <w:sz w:val="40"/>
-      <w:szCs w:val="40"/>
+      <w:szCs w:val="36"/>
     </w:rPr>
   </w:style>
   <w:style w:type="paragraph" w:styleId="Heading2">
@@ -2178,6 +4709,7 @@
   <w:style w:type="character" w:default="1" w:styleId="DefaultParagraphFont">
     <w:name w:val="Default Paragraph Font"/>
     <w:uiPriority w:val="1"/>
+    <w:semiHidden/>
     <w:unhideWhenUsed/>
   </w:style>
   <w:style w:type="table" w:default="1" w:styleId="TableNormal">
@@ -2206,12 +4738,14 @@
     <w:basedOn w:val="DefaultParagraphFont"/>
     <w:link w:val="Heading1"/>
     <w:uiPriority w:val="9"/>
-    <w:rsid w:val="00DC3192"/>
+    <w:rsid w:val="00102391"/>
     <w:rPr>
-      <w:rFonts w:asciiTheme="majorHAnsi" w:eastAsiaTheme="majorEastAsia" w:hAnsiTheme="majorHAnsi" w:cstheme="majorBidi"/>
-      <w:color w:val="0F4761" w:themeColor="accent1" w:themeShade="BF"/>
+      <w:rFonts w:asciiTheme="majorHAnsi" w:eastAsiaTheme="majorEastAsia" w:hAnsiTheme="majorHAnsi" w:cs="B Nazanin"/>
+      <w:color w:val="000000" w:themeColor="text1"/>
+      <w:kern w:val="3"/>
       <w:sz w:val="40"/>
-      <w:szCs w:val="40"/>
+      <w:szCs w:val="36"/>
+      <w14:ligatures w14:val="none"/>
     </w:rPr>
   </w:style>
   <w:style w:type="character" w:customStyle="1" w:styleId="Heading2Char">
